--- a/Course/2 Component 2 - Algorithms and Programming/2.2 Problem Solving and Programming/2.2.1 Programming Techniques/4 Homework (editable).docx
+++ b/Course/2 Component 2 - Algorithms and Programming/2.2 Problem Solving and Programming/2.2.1 Programming Techniques/4 Homework (editable).docx
@@ -7,62 +7,26 @@
         <w:pStyle w:val="Heading1"/>
       </w:pPr>
       <w:r>
+        <w:rPr>
+          <w:b w:val="0"/>
+          <w:i w:val="0"/>
+        </w:rPr>
         <w:t>Homework — 2.2.1 Programming Techniques</w:t>
       </w:r>
     </w:p>
     <w:p>
       <w:r>
-        <w:t xml:space="preserve">Name: </w:t>
-      </w:r>
-      <w:r>
         <w:rPr>
-          <w:b/>
+          <w:b w:val="0"/>
+          <w:i w:val="0"/>
         </w:rPr>
-        <w:t>_</w:t>
-      </w:r>
-      <w:r>
-        <w:rPr>
-          <w:b/>
-        </w:rPr>
-        <w:t>_</w:t>
-      </w:r>
-      <w:r>
-        <w:rPr>
-          <w:b/>
-        </w:rPr>
-        <w:t>_</w:t>
-      </w:r>
-      <w:r>
-        <w:rPr>
-          <w:b/>
-        </w:rPr>
-        <w:t>_</w:t>
-      </w:r>
-      <w:r>
-        <w:rPr>
-          <w:b/>
-        </w:rPr>
-        <w:t xml:space="preserve">   Date: </w:t>
-      </w:r>
-      <w:r>
-        <w:rPr>
-          <w:b/>
-        </w:rPr>
-        <w:t>_</w:t>
-      </w:r>
-      <w:r>
-        <w:rPr>
-          <w:b/>
-        </w:rPr>
-        <w:t xml:space="preserve">_   Mark: </w:t>
-      </w:r>
-      <w:r>
-        <w:t>____ / 20</w:t>
+        <w:t>Name: ______________________   Date: __________   Mark: ______ / 20</w:t>
       </w:r>
     </w:p>
     <w:p>
       <w:r>
         <w:rPr>
+          <w:b w:val="0"/>
           <w:i/>
         </w:rPr>
         <w:t>OCR H446 — set after the 2.2.1 lesson. Show traces/working.</w:t>
@@ -73,6 +37,10 @@
         <w:pStyle w:val="Heading2"/>
       </w:pPr>
       <w:r>
+        <w:rPr>
+          <w:b w:val="0"/>
+          <w:i w:val="0"/>
+        </w:rPr>
         <w:t>Part A — This week's topic (~14 marks)</w:t>
       </w:r>
     </w:p>
@@ -80,50 +48,76 @@
       <w:r>
         <w:rPr>
           <w:b/>
+          <w:i w:val="0"/>
         </w:rPr>
         <w:t>1.</w:t>
       </w:r>
       <w:r>
+        <w:rPr>
+          <w:b w:val="0"/>
+          <w:i w:val="0"/>
+        </w:rPr>
         <w:t xml:space="preserve"> State the difference between </w:t>
       </w:r>
       <w:r>
         <w:rPr>
           <w:b/>
+          <w:i w:val="0"/>
         </w:rPr>
         <w:t>count-controlled</w:t>
       </w:r>
       <w:r>
+        <w:rPr>
+          <w:b w:val="0"/>
+          <w:i w:val="0"/>
+        </w:rPr>
         <w:t xml:space="preserve"> and </w:t>
       </w:r>
       <w:r>
         <w:rPr>
           <w:b/>
+          <w:i w:val="0"/>
         </w:rPr>
         <w:t>condition-controlled</w:t>
       </w:r>
       <w:r>
+        <w:rPr>
+          <w:b w:val="0"/>
+          <w:i w:val="0"/>
+        </w:rPr>
         <w:t xml:space="preserve"> iteration, and name </w:t>
       </w:r>
       <w:r>
         <w:rPr>
           <w:b/>
+          <w:i w:val="0"/>
         </w:rPr>
         <w:t>one</w:t>
       </w:r>
       <w:r>
+        <w:rPr>
+          <w:b w:val="0"/>
+          <w:i w:val="0"/>
+        </w:rPr>
         <w:t xml:space="preserve"> OCR construct used for each. </w:t>
       </w:r>
       <w:r>
         <w:rPr>
           <w:b/>
+          <w:i w:val="0"/>
         </w:rPr>
         <w:t>[2]</w:t>
       </w:r>
       <w:r>
+        <w:rPr>
+          <w:b w:val="0"/>
+          <w:i w:val="0"/>
+        </w:rPr>
         <w:t xml:space="preserve"> </w:t>
       </w:r>
       <w:r>
         <w:rPr>
+          <w:b w:val="0"/>
           <w:i/>
         </w:rPr>
         <w:t>(AO1)</w:t>
@@ -171,41 +165,66 @@
       <w:r>
         <w:rPr>
           <w:b/>
+          <w:i w:val="0"/>
         </w:rPr>
         <w:t>2.</w:t>
       </w:r>
       <w:r>
+        <w:rPr>
+          <w:b w:val="0"/>
+          <w:i w:val="0"/>
+        </w:rPr>
         <w:t xml:space="preserve"> A program validates input by re-asking for a value until it is greater than 0. Explain why a </w:t>
       </w:r>
       <w:r>
         <w:rPr>
+          <w:rFonts w:ascii="Consolas" w:hAnsi="Consolas"/>
           <w:b/>
+          <w:i w:val="0"/>
+          <w:sz w:val="19"/>
         </w:rPr>
-        <w:t>`do...until`</w:t>
+        <w:t>do...until</w:t>
       </w:r>
       <w:r>
+        <w:rPr>
+          <w:b w:val="0"/>
+          <w:i w:val="0"/>
+        </w:rPr>
         <w:t xml:space="preserve"> loop is more suitable here than a </w:t>
       </w:r>
       <w:r>
         <w:rPr>
+          <w:rFonts w:ascii="Consolas" w:hAnsi="Consolas"/>
           <w:b/>
+          <w:i w:val="0"/>
+          <w:sz w:val="19"/>
         </w:rPr>
-        <w:t>`while`</w:t>
+        <w:t>while</w:t>
       </w:r>
       <w:r>
+        <w:rPr>
+          <w:b w:val="0"/>
+          <w:i w:val="0"/>
+        </w:rPr>
         <w:t xml:space="preserve"> loop. </w:t>
       </w:r>
       <w:r>
         <w:rPr>
           <w:b/>
+          <w:i w:val="0"/>
         </w:rPr>
         <w:t>[2]</w:t>
       </w:r>
       <w:r>
+        <w:rPr>
+          <w:b w:val="0"/>
+          <w:i w:val="0"/>
+        </w:rPr>
         <w:t xml:space="preserve"> </w:t>
       </w:r>
       <w:r>
         <w:rPr>
+          <w:b w:val="0"/>
           <w:i/>
         </w:rPr>
         <w:t>(AO1)</w:t>
@@ -253,41 +272,64 @@
       <w:r>
         <w:rPr>
           <w:b/>
+          <w:i w:val="0"/>
         </w:rPr>
         <w:t>3.</w:t>
       </w:r>
       <w:r>
+        <w:rPr>
+          <w:b w:val="0"/>
+          <w:i w:val="0"/>
+        </w:rPr>
         <w:t xml:space="preserve"> Trace the call </w:t>
       </w:r>
       <w:r>
         <w:rPr>
+          <w:rFonts w:ascii="Consolas" w:hAnsi="Consolas"/>
           <w:b/>
+          <w:i w:val="0"/>
+          <w:sz w:val="19"/>
         </w:rPr>
-        <w:t>`power(2, 4)`</w:t>
+        <w:t>power(2, 4)</w:t>
       </w:r>
       <w:r>
+        <w:rPr>
+          <w:b w:val="0"/>
+          <w:i w:val="0"/>
+        </w:rPr>
         <w:t xml:space="preserve"> for the recursive function below. Show the value returned at </w:t>
       </w:r>
       <w:r>
         <w:rPr>
           <w:b/>
+          <w:i w:val="0"/>
         </w:rPr>
         <w:t>each</w:t>
       </w:r>
       <w:r>
+        <w:rPr>
+          <w:b w:val="0"/>
+          <w:i w:val="0"/>
+        </w:rPr>
         <w:t xml:space="preserve"> level of the recursion and the final result. </w:t>
       </w:r>
       <w:r>
         <w:rPr>
           <w:b/>
+          <w:i w:val="0"/>
         </w:rPr>
         <w:t>[3]</w:t>
       </w:r>
       <w:r>
+        <w:rPr>
+          <w:b w:val="0"/>
+          <w:i w:val="0"/>
+        </w:rPr>
         <w:t xml:space="preserve"> </w:t>
       </w:r>
       <w:r>
         <w:rPr>
+          <w:b w:val="0"/>
           <w:i/>
         </w:rPr>
         <w:t>(AO2)</w:t>
@@ -374,19 +416,29 @@
       <w:r>
         <w:rPr>
           <w:b/>
+          <w:i w:val="0"/>
         </w:rPr>
         <w:t>4.</w:t>
       </w:r>
       <w:r>
+        <w:rPr>
+          <w:b w:val="0"/>
+          <w:i w:val="0"/>
+        </w:rPr>
         <w:t xml:space="preserve"> Study the program below. Note that in this language an assignment to a same-named variable inside a procedure creates a </w:t>
       </w:r>
       <w:r>
         <w:rPr>
           <w:b/>
+          <w:i w:val="0"/>
         </w:rPr>
         <w:t>new local</w:t>
       </w:r>
       <w:r>
+        <w:rPr>
+          <w:b w:val="0"/>
+          <w:i w:val="0"/>
+        </w:rPr>
         <w:t xml:space="preserve"> variable; it does not change the global.</w:t>
       </w:r>
     </w:p>
@@ -418,19 +470,29 @@
     </w:p>
     <w:p>
       <w:r>
+        <w:rPr>
+          <w:b w:val="0"/>
+          <w:i w:val="0"/>
+        </w:rPr>
         <w:t xml:space="preserve">(a) State the two values printed, in order. </w:t>
       </w:r>
       <w:r>
         <w:rPr>
           <w:b/>
+          <w:i w:val="0"/>
         </w:rPr>
         <w:t>[2]</w:t>
       </w:r>
       <w:r>
+        <w:rPr>
+          <w:b w:val="0"/>
+          <w:i w:val="0"/>
+        </w:rPr>
         <w:t xml:space="preserve"> </w:t>
       </w:r>
       <w:r>
         <w:rPr>
+          <w:b w:val="0"/>
           <w:i/>
         </w:rPr>
         <w:t>(AO2)</w:t>
@@ -462,54 +524,52 @@
     </w:p>
     <w:p>
       <w:r>
-        <w:t xml:space="preserve">Output line 1: </w:t>
-      </w:r>
-      <w:r>
         <w:rPr>
-          <w:b/>
+          <w:b w:val="0"/>
+          <w:i w:val="0"/>
         </w:rPr>
-        <w:t>_</w:t>
-      </w:r>
-      <w:r>
-        <w:rPr>
-          <w:b/>
-        </w:rPr>
-        <w:t xml:space="preserve">_   Output line 2: </w:t>
-      </w:r>
-      <w:r>
-        <w:rPr>
-          <w:b/>
-        </w:rPr>
-        <w:t>_</w:t>
-      </w:r>
-      <w:r>
-        <w:t>_</w:t>
+        <w:t>Output line 1: ________   Output line 2: ________</w:t>
       </w:r>
     </w:p>
     <w:p>
       <w:r>
+        <w:rPr>
+          <w:b w:val="0"/>
+          <w:i w:val="0"/>
+        </w:rPr>
         <w:t xml:space="preserve">(b) Explain your answer to part (a), referring to </w:t>
       </w:r>
       <w:r>
         <w:rPr>
           <w:b/>
+          <w:i w:val="0"/>
         </w:rPr>
         <w:t>scope</w:t>
       </w:r>
       <w:r>
+        <w:rPr>
+          <w:b w:val="0"/>
+          <w:i w:val="0"/>
+        </w:rPr>
         <w:t xml:space="preserve">. </w:t>
       </w:r>
       <w:r>
         <w:rPr>
           <w:b/>
+          <w:i w:val="0"/>
         </w:rPr>
         <w:t>[2]</w:t>
       </w:r>
       <w:r>
+        <w:rPr>
+          <w:b w:val="0"/>
+          <w:i w:val="0"/>
+        </w:rPr>
         <w:t xml:space="preserve"> </w:t>
       </w:r>
       <w:r>
         <w:rPr>
+          <w:b w:val="0"/>
           <w:i/>
         </w:rPr>
         <w:t>(AO2)</w:t>
@@ -557,20 +617,31 @@
       <w:r>
         <w:rPr>
           <w:b/>
+          <w:i w:val="0"/>
         </w:rPr>
         <w:t>5.</w:t>
       </w:r>
       <w:r>
+        <w:rPr>
+          <w:b w:val="0"/>
+          <w:i w:val="0"/>
+        </w:rPr>
         <w:t xml:space="preserve"> A subroutine is called with </w:t>
       </w:r>
       <w:r>
         <w:rPr>
           <w:rFonts w:ascii="Consolas" w:hAnsi="Consolas"/>
+          <w:b w:val="0"/>
+          <w:i w:val="0"/>
           <w:sz w:val="19"/>
         </w:rPr>
         <w:t>total = 10</w:t>
       </w:r>
       <w:r>
+        <w:rPr>
+          <w:b w:val="0"/>
+          <w:i w:val="0"/>
+        </w:rPr>
         <w:t>.</w:t>
       </w:r>
     </w:p>
@@ -599,29 +670,45 @@
     </w:p>
     <w:p>
       <w:r>
+        <w:rPr>
+          <w:b w:val="0"/>
+          <w:i w:val="0"/>
+        </w:rPr>
         <w:t xml:space="preserve">State the value of </w:t>
       </w:r>
       <w:r>
         <w:rPr>
           <w:rFonts w:ascii="Consolas" w:hAnsi="Consolas"/>
+          <w:b w:val="0"/>
+          <w:i w:val="0"/>
           <w:sz w:val="19"/>
         </w:rPr>
         <w:t>total</w:t>
       </w:r>
       <w:r>
+        <w:rPr>
+          <w:b w:val="0"/>
+          <w:i w:val="0"/>
+        </w:rPr>
         <w:t xml:space="preserve"> after each call below and justify each answer. </w:t>
       </w:r>
       <w:r>
         <w:rPr>
           <w:b/>
+          <w:i w:val="0"/>
         </w:rPr>
         <w:t>[2]</w:t>
       </w:r>
       <w:r>
+        <w:rPr>
+          <w:b w:val="0"/>
+          <w:i w:val="0"/>
+        </w:rPr>
         <w:t xml:space="preserve"> </w:t>
       </w:r>
       <w:r>
         <w:rPr>
+          <w:b w:val="0"/>
           <w:i/>
         </w:rPr>
         <w:t>(AO2)</w:t>
@@ -653,149 +740,114 @@
     </w:p>
     <w:p>
       <w:r>
+        <w:rPr>
+          <w:b w:val="0"/>
+          <w:i w:val="0"/>
+        </w:rPr>
         <w:t xml:space="preserve">After </w:t>
       </w:r>
       <w:r>
         <w:rPr>
           <w:rFonts w:ascii="Consolas" w:hAnsi="Consolas"/>
+          <w:b w:val="0"/>
+          <w:i w:val="0"/>
           <w:sz w:val="19"/>
         </w:rPr>
         <w:t>scaleByVal(total)</w:t>
       </w:r>
       <w:r>
-        <w:t xml:space="preserve">: total = </w:t>
-      </w:r>
-      <w:r>
         <w:rPr>
-          <w:b/>
+          <w:b w:val="0"/>
+          <w:i w:val="0"/>
         </w:rPr>
-        <w:t>_</w:t>
-      </w:r>
-      <w:r>
-        <w:t xml:space="preserve">_ because </w:t>
-      </w:r>
-      <w:r>
-        <w:rPr>
-          <w:b/>
-        </w:rPr>
-        <w:t>_</w:t>
-      </w:r>
-      <w:r>
-        <w:rPr>
-          <w:b/>
-        </w:rPr>
-        <w:t>_</w:t>
-      </w:r>
-      <w:r>
-        <w:rPr>
-          <w:b/>
-        </w:rPr>
-        <w:t>_</w:t>
-      </w:r>
-      <w:r>
-        <w:rPr>
-          <w:b/>
-        </w:rPr>
-        <w:t>_</w:t>
-      </w:r>
-      <w:r>
-        <w:rPr>
-          <w:b/>
-        </w:rPr>
+        <w:t>: total = ______ because ________________________</w:t>
       </w:r>
     </w:p>
     <w:p>
       <w:r>
+        <w:rPr>
+          <w:b w:val="0"/>
+          <w:i w:val="0"/>
+        </w:rPr>
         <w:t xml:space="preserve">After </w:t>
       </w:r>
       <w:r>
         <w:rPr>
           <w:rFonts w:ascii="Consolas" w:hAnsi="Consolas"/>
+          <w:b w:val="0"/>
+          <w:i w:val="0"/>
           <w:sz w:val="19"/>
         </w:rPr>
         <w:t>scaleByRef(total)</w:t>
       </w:r>
       <w:r>
-        <w:t xml:space="preserve">: total = </w:t>
-      </w:r>
-      <w:r>
         <w:rPr>
-          <w:b/>
+          <w:b w:val="0"/>
+          <w:i w:val="0"/>
         </w:rPr>
-        <w:t>_</w:t>
-      </w:r>
-      <w:r>
-        <w:t xml:space="preserve">_ because </w:t>
-      </w:r>
-      <w:r>
-        <w:rPr>
-          <w:b/>
-        </w:rPr>
-        <w:t>_</w:t>
-      </w:r>
-      <w:r>
-        <w:rPr>
-          <w:b/>
-        </w:rPr>
-        <w:t>_</w:t>
-      </w:r>
-      <w:r>
-        <w:rPr>
-          <w:b/>
-        </w:rPr>
-        <w:t>_</w:t>
-      </w:r>
-      <w:r>
-        <w:rPr>
-          <w:b/>
-        </w:rPr>
-        <w:t>_</w:t>
-      </w:r>
-      <w:r>
-        <w:rPr>
-          <w:b/>
-        </w:rPr>
+        <w:t>: total = ______ because ________________________</w:t>
       </w:r>
     </w:p>
     <w:p>
       <w:r>
         <w:rPr>
           <w:b/>
+          <w:i w:val="0"/>
         </w:rPr>
         <w:t>6.</w:t>
       </w:r>
       <w:r>
+        <w:rPr>
+          <w:b w:val="0"/>
+          <w:i w:val="0"/>
+        </w:rPr>
         <w:t xml:space="preserve"> Define the term </w:t>
       </w:r>
       <w:r>
         <w:rPr>
           <w:b/>
+          <w:i w:val="0"/>
         </w:rPr>
         <w:t>encapsulation</w:t>
       </w:r>
       <w:r>
+        <w:rPr>
+          <w:b w:val="0"/>
+          <w:i w:val="0"/>
+        </w:rPr>
         <w:t xml:space="preserve"> and state </w:t>
       </w:r>
       <w:r>
         <w:rPr>
           <w:b/>
+          <w:i w:val="0"/>
         </w:rPr>
         <w:t>one</w:t>
       </w:r>
       <w:r>
+        <w:rPr>
+          <w:b w:val="0"/>
+          <w:i w:val="0"/>
+        </w:rPr>
         <w:t xml:space="preserve"> benefit it provides in object-oriented programming. </w:t>
       </w:r>
       <w:r>
         <w:rPr>
           <w:b/>
+          <w:i w:val="0"/>
         </w:rPr>
         <w:t>[1]</w:t>
       </w:r>
       <w:r>
+        <w:rPr>
+          <w:b w:val="0"/>
+          <w:i w:val="0"/>
+        </w:rPr>
         <w:t xml:space="preserve"> </w:t>
       </w:r>
       <w:r>
         <w:rPr>
+          <w:b w:val="0"/>
           <w:i/>
         </w:rPr>
         <w:t>(AO1)</w:t>
@@ -829,6 +881,10 @@
         <w:pStyle w:val="Heading2"/>
       </w:pPr>
       <w:r>
+        <w:rPr>
+          <w:b w:val="0"/>
+          <w:i w:val="0"/>
+        </w:rPr>
         <w:t>Part B — Retrieval: keep it fresh (~6 marks)</w:t>
       </w:r>
     </w:p>
@@ -836,42 +892,63 @@
       <w:r>
         <w:rPr>
           <w:b/>
+          <w:i w:val="0"/>
         </w:rPr>
         <w:t>7.</w:t>
       </w:r>
       <w:r>
+        <w:rPr>
+          <w:b w:val="0"/>
+          <w:i w:val="0"/>
+        </w:rPr>
         <w:t xml:space="preserve"> </w:t>
       </w:r>
       <w:r>
         <w:rPr>
+          <w:b w:val="0"/>
           <w:i/>
         </w:rPr>
         <w:t>(2.1)</w:t>
       </w:r>
       <w:r>
+        <w:rPr>
+          <w:b w:val="0"/>
+          <w:i w:val="0"/>
+        </w:rPr>
         <w:t xml:space="preserve"> State what is meant by </w:t>
       </w:r>
       <w:r>
         <w:rPr>
           <w:b/>
+          <w:i w:val="0"/>
         </w:rPr>
         <w:t>abstraction</w:t>
       </w:r>
       <w:r>
+        <w:rPr>
+          <w:b w:val="0"/>
+          <w:i w:val="0"/>
+        </w:rPr>
         <w:t xml:space="preserve"> and give </w:t>
       </w:r>
       <w:r>
         <w:rPr>
           <w:b/>
+          <w:i w:val="0"/>
         </w:rPr>
         <w:t>one</w:t>
       </w:r>
       <w:r>
+        <w:rPr>
+          <w:b w:val="0"/>
+          <w:i w:val="0"/>
+        </w:rPr>
         <w:t xml:space="preserve"> reason it is useful when solving a problem. </w:t>
       </w:r>
       <w:r>
         <w:rPr>
           <w:b/>
+          <w:i w:val="0"/>
         </w:rPr>
         <w:t>[2]</w:t>
       </w:r>
@@ -918,42 +995,63 @@
       <w:r>
         <w:rPr>
           <w:b/>
+          <w:i w:val="0"/>
         </w:rPr>
         <w:t>8.</w:t>
       </w:r>
       <w:r>
+        <w:rPr>
+          <w:b w:val="0"/>
+          <w:i w:val="0"/>
+        </w:rPr>
         <w:t xml:space="preserve"> </w:t>
       </w:r>
       <w:r>
         <w:rPr>
+          <w:b w:val="0"/>
           <w:i/>
         </w:rPr>
         <w:t>(1.4.2)</w:t>
       </w:r>
       <w:r>
+        <w:rPr>
+          <w:b w:val="0"/>
+          <w:i w:val="0"/>
+        </w:rPr>
         <w:t xml:space="preserve"> A </w:t>
       </w:r>
       <w:r>
         <w:rPr>
           <w:b/>
+          <w:i w:val="0"/>
         </w:rPr>
         <w:t>stack</w:t>
       </w:r>
       <w:r>
+        <w:rPr>
+          <w:b w:val="0"/>
+          <w:i w:val="0"/>
+        </w:rPr>
         <w:t xml:space="preserve"> and a </w:t>
       </w:r>
       <w:r>
         <w:rPr>
           <w:b/>
+          <w:i w:val="0"/>
         </w:rPr>
         <w:t>queue</w:t>
       </w:r>
       <w:r>
+        <w:rPr>
+          <w:b w:val="0"/>
+          <w:i w:val="0"/>
+        </w:rPr>
         <w:t xml:space="preserve"> are both abstract data structures. State the order in which items are removed from each (use the correct three-letter acronym). </w:t>
       </w:r>
       <w:r>
         <w:rPr>
           <w:b/>
+          <w:i w:val="0"/>
         </w:rPr>
         <w:t>[2]</w:t>
       </w:r>
@@ -987,36 +1085,11 @@
         <w:pStyle w:val="ListBullet"/>
       </w:pPr>
       <w:r>
-        <w:t xml:space="preserve">Stack: </w:t>
-      </w:r>
-      <w:r>
         <w:rPr>
-          <w:b/>
+          <w:b w:val="0"/>
+          <w:i w:val="0"/>
         </w:rPr>
-        <w:t>_</w:t>
-      </w:r>
-      <w:r>
-        <w:rPr>
-          <w:b/>
-        </w:rPr>
-        <w:t>_</w:t>
-      </w:r>
-      <w:r>
-        <w:rPr>
-          <w:b/>
-        </w:rPr>
-        <w:t>_</w:t>
-      </w:r>
-      <w:r>
-        <w:rPr>
-          <w:b/>
-        </w:rPr>
-        <w:t>_</w:t>
-      </w:r>
-      <w:r>
-        <w:rPr>
-          <w:b/>
-        </w:rPr>
+        <w:t>Stack: ________________________</w:t>
       </w:r>
     </w:p>
     <w:p>
@@ -1024,69 +1097,60 @@
         <w:pStyle w:val="ListBullet"/>
       </w:pPr>
       <w:r>
-        <w:t xml:space="preserve">Queue: </w:t>
-      </w:r>
-      <w:r>
         <w:rPr>
-          <w:b/>
+          <w:b w:val="0"/>
+          <w:i w:val="0"/>
         </w:rPr>
-        <w:t>_</w:t>
-      </w:r>
-      <w:r>
-        <w:rPr>
-          <w:b/>
-        </w:rPr>
-        <w:t>_</w:t>
-      </w:r>
-      <w:r>
-        <w:rPr>
-          <w:b/>
-        </w:rPr>
-        <w:t>_</w:t>
-      </w:r>
-      <w:r>
-        <w:rPr>
-          <w:b/>
-        </w:rPr>
-        <w:t>_</w:t>
-      </w:r>
-      <w:r>
-        <w:rPr>
-          <w:b/>
-        </w:rPr>
+        <w:t>Queue: ________________________</w:t>
       </w:r>
     </w:p>
     <w:p>
       <w:r>
         <w:rPr>
           <w:b/>
+          <w:i w:val="0"/>
         </w:rPr>
         <w:t>9.</w:t>
       </w:r>
       <w:r>
+        <w:rPr>
+          <w:b w:val="0"/>
+          <w:i w:val="0"/>
+        </w:rPr>
         <w:t xml:space="preserve"> </w:t>
       </w:r>
       <w:r>
         <w:rPr>
+          <w:b w:val="0"/>
           <w:i/>
         </w:rPr>
         <w:t>(2.1)</w:t>
       </w:r>
       <w:r>
+        <w:rPr>
+          <w:b w:val="0"/>
+          <w:i w:val="0"/>
+        </w:rPr>
         <w:t xml:space="preserve"> Explain what is meant by </w:t>
       </w:r>
       <w:r>
         <w:rPr>
           <w:b/>
+          <w:i w:val="0"/>
         </w:rPr>
         <w:t>decomposition</w:t>
       </w:r>
       <w:r>
+        <w:rPr>
+          <w:b w:val="0"/>
+          <w:i w:val="0"/>
+        </w:rPr>
         <w:t xml:space="preserve">. </w:t>
       </w:r>
       <w:r>
         <w:rPr>
           <w:b/>
+          <w:i w:val="0"/>
         </w:rPr>
         <w:t>[2]</w:t>
       </w:r>

--- a/Course/2 Component 2 - Algorithms and Programming/2.2 Problem Solving and Programming/2.2.1 Programming Techniques/4 Homework (editable).docx
+++ b/Course/2 Component 2 - Algorithms and Programming/2.2 Problem Solving and Programming/2.2.1 Programming Techniques/4 Homework (editable).docx
@@ -123,30 +123,32 @@
         <w:t>(AO1)</w:t>
       </w:r>
     </w:p>
-    <w:p>
-      <w:pPr>
-        <w:spacing w:before="260"/>
-        <w:pBdr>
-          <w:bottom w:val="single" w:sz="4" w:space="1" w:color="AAB4C0"/>
-        </w:pBdr>
-      </w:pPr>
-    </w:p>
-    <w:p>
-      <w:pPr>
-        <w:spacing w:before="260"/>
-        <w:pBdr>
-          <w:bottom w:val="single" w:sz="4" w:space="1" w:color="AAB4C0"/>
-        </w:pBdr>
-      </w:pPr>
-    </w:p>
-    <w:p>
-      <w:pPr>
-        <w:spacing w:before="260"/>
-        <w:pBdr>
-          <w:bottom w:val="single" w:sz="4" w:space="1" w:color="AAB4C0"/>
-        </w:pBdr>
-      </w:pPr>
-    </w:p>
+    <w:tbl>
+      <w:tblPr>
+        <w:tblStyle w:val="TableGrid"/>
+        <w:tblW w:type="auto" w:w="0"/>
+        <w:tblLook w:firstColumn="1" w:firstRow="1" w:lastColumn="0" w:lastRow="0" w:noHBand="0" w:noVBand="1" w:val="04A0"/>
+      </w:tblPr>
+      <w:tblGrid>
+        <w:gridCol w:w="8640"/>
+      </w:tblGrid>
+      <w:tr>
+        <w:trPr>
+          <w:trHeight w:val="1020" w:hRule="atLeast"/>
+        </w:trPr>
+        <w:tc>
+          <w:tcPr>
+            <w:tcW w:type="dxa" w:w="8640"/>
+          </w:tcPr>
+          <w:p>
+            <w:pPr>
+              <w:spacing w:before="40"/>
+            </w:pPr>
+          </w:p>
+        </w:tc>
+      </w:tr>
+    </w:tbl>
+    <w:p/>
     <w:p>
       <w:pPr>
         <w:pBdr>
@@ -230,30 +232,32 @@
         <w:t>(AO1)</w:t>
       </w:r>
     </w:p>
-    <w:p>
-      <w:pPr>
-        <w:spacing w:before="260"/>
-        <w:pBdr>
-          <w:bottom w:val="single" w:sz="4" w:space="1" w:color="AAB4C0"/>
-        </w:pBdr>
-      </w:pPr>
-    </w:p>
-    <w:p>
-      <w:pPr>
-        <w:spacing w:before="260"/>
-        <w:pBdr>
-          <w:bottom w:val="single" w:sz="4" w:space="1" w:color="AAB4C0"/>
-        </w:pBdr>
-      </w:pPr>
-    </w:p>
-    <w:p>
-      <w:pPr>
-        <w:spacing w:before="260"/>
-        <w:pBdr>
-          <w:bottom w:val="single" w:sz="4" w:space="1" w:color="AAB4C0"/>
-        </w:pBdr>
-      </w:pPr>
-    </w:p>
+    <w:tbl>
+      <w:tblPr>
+        <w:tblStyle w:val="TableGrid"/>
+        <w:tblW w:type="auto" w:w="0"/>
+        <w:tblLook w:firstColumn="1" w:firstRow="1" w:lastColumn="0" w:lastRow="0" w:noHBand="0" w:noVBand="1" w:val="04A0"/>
+      </w:tblPr>
+      <w:tblGrid>
+        <w:gridCol w:w="8640"/>
+      </w:tblGrid>
+      <w:tr>
+        <w:trPr>
+          <w:trHeight w:val="1020" w:hRule="atLeast"/>
+        </w:trPr>
+        <w:tc>
+          <w:tcPr>
+            <w:tcW w:type="dxa" w:w="8640"/>
+          </w:tcPr>
+          <w:p>
+            <w:pPr>
+              <w:spacing w:before="40"/>
+            </w:pPr>
+          </w:p>
+        </w:tc>
+      </w:tr>
+    </w:tbl>
+    <w:p/>
     <w:p>
       <w:pPr>
         <w:pBdr>
@@ -335,38 +339,32 @@
         <w:t>(AO2)</w:t>
       </w:r>
     </w:p>
-    <w:p>
-      <w:pPr>
-        <w:spacing w:before="260"/>
-        <w:pBdr>
-          <w:bottom w:val="single" w:sz="4" w:space="1" w:color="AAB4C0"/>
-        </w:pBdr>
-      </w:pPr>
-    </w:p>
-    <w:p>
-      <w:pPr>
-        <w:spacing w:before="260"/>
-        <w:pBdr>
-          <w:bottom w:val="single" w:sz="4" w:space="1" w:color="AAB4C0"/>
-        </w:pBdr>
-      </w:pPr>
-    </w:p>
-    <w:p>
-      <w:pPr>
-        <w:spacing w:before="260"/>
-        <w:pBdr>
-          <w:bottom w:val="single" w:sz="4" w:space="1" w:color="AAB4C0"/>
-        </w:pBdr>
-      </w:pPr>
-    </w:p>
-    <w:p>
-      <w:pPr>
-        <w:spacing w:before="260"/>
-        <w:pBdr>
-          <w:bottom w:val="single" w:sz="4" w:space="1" w:color="AAB4C0"/>
-        </w:pBdr>
-      </w:pPr>
-    </w:p>
+    <w:tbl>
+      <w:tblPr>
+        <w:tblStyle w:val="TableGrid"/>
+        <w:tblW w:type="auto" w:w="0"/>
+        <w:tblLook w:firstColumn="1" w:firstRow="1" w:lastColumn="0" w:lastRow="0" w:noHBand="0" w:noVBand="1" w:val="04A0"/>
+      </w:tblPr>
+      <w:tblGrid>
+        <w:gridCol w:w="8640"/>
+      </w:tblGrid>
+      <w:tr>
+        <w:trPr>
+          <w:trHeight w:val="1360" w:hRule="atLeast"/>
+        </w:trPr>
+        <w:tc>
+          <w:tcPr>
+            <w:tcW w:type="dxa" w:w="8640"/>
+          </w:tcPr>
+          <w:p>
+            <w:pPr>
+              <w:spacing w:before="40"/>
+            </w:pPr>
+          </w:p>
+        </w:tc>
+      </w:tr>
+    </w:tbl>
+    <w:p/>
     <w:p>
       <w:pPr>
         <w:shd w:fill="F2F2F2"/>
@@ -498,30 +496,32 @@
         <w:t>(AO2)</w:t>
       </w:r>
     </w:p>
-    <w:p>
-      <w:pPr>
-        <w:spacing w:before="260"/>
-        <w:pBdr>
-          <w:bottom w:val="single" w:sz="4" w:space="1" w:color="AAB4C0"/>
-        </w:pBdr>
-      </w:pPr>
-    </w:p>
-    <w:p>
-      <w:pPr>
-        <w:spacing w:before="260"/>
-        <w:pBdr>
-          <w:bottom w:val="single" w:sz="4" w:space="1" w:color="AAB4C0"/>
-        </w:pBdr>
-      </w:pPr>
-    </w:p>
-    <w:p>
-      <w:pPr>
-        <w:spacing w:before="260"/>
-        <w:pBdr>
-          <w:bottom w:val="single" w:sz="4" w:space="1" w:color="AAB4C0"/>
-        </w:pBdr>
-      </w:pPr>
-    </w:p>
+    <w:tbl>
+      <w:tblPr>
+        <w:tblStyle w:val="TableGrid"/>
+        <w:tblW w:type="auto" w:w="0"/>
+        <w:tblLook w:firstColumn="1" w:firstRow="1" w:lastColumn="0" w:lastRow="0" w:noHBand="0" w:noVBand="1" w:val="04A0"/>
+      </w:tblPr>
+      <w:tblGrid>
+        <w:gridCol w:w="8640"/>
+      </w:tblGrid>
+      <w:tr>
+        <w:trPr>
+          <w:trHeight w:val="1020" w:hRule="atLeast"/>
+        </w:trPr>
+        <w:tc>
+          <w:tcPr>
+            <w:tcW w:type="dxa" w:w="8640"/>
+          </w:tcPr>
+          <w:p>
+            <w:pPr>
+              <w:spacing w:before="40"/>
+            </w:pPr>
+          </w:p>
+        </w:tc>
+      </w:tr>
+    </w:tbl>
+    <w:p/>
     <w:p>
       <w:r>
         <w:rPr>
@@ -575,30 +575,32 @@
         <w:t>(AO2)</w:t>
       </w:r>
     </w:p>
-    <w:p>
-      <w:pPr>
-        <w:spacing w:before="260"/>
-        <w:pBdr>
-          <w:bottom w:val="single" w:sz="4" w:space="1" w:color="AAB4C0"/>
-        </w:pBdr>
-      </w:pPr>
-    </w:p>
-    <w:p>
-      <w:pPr>
-        <w:spacing w:before="260"/>
-        <w:pBdr>
-          <w:bottom w:val="single" w:sz="4" w:space="1" w:color="AAB4C0"/>
-        </w:pBdr>
-      </w:pPr>
-    </w:p>
-    <w:p>
-      <w:pPr>
-        <w:spacing w:before="260"/>
-        <w:pBdr>
-          <w:bottom w:val="single" w:sz="4" w:space="1" w:color="AAB4C0"/>
-        </w:pBdr>
-      </w:pPr>
-    </w:p>
+    <w:tbl>
+      <w:tblPr>
+        <w:tblStyle w:val="TableGrid"/>
+        <w:tblW w:type="auto" w:w="0"/>
+        <w:tblLook w:firstColumn="1" w:firstRow="1" w:lastColumn="0" w:lastRow="0" w:noHBand="0" w:noVBand="1" w:val="04A0"/>
+      </w:tblPr>
+      <w:tblGrid>
+        <w:gridCol w:w="8640"/>
+      </w:tblGrid>
+      <w:tr>
+        <w:trPr>
+          <w:trHeight w:val="1020" w:hRule="atLeast"/>
+        </w:trPr>
+        <w:tc>
+          <w:tcPr>
+            <w:tcW w:type="dxa" w:w="8640"/>
+          </w:tcPr>
+          <w:p>
+            <w:pPr>
+              <w:spacing w:before="40"/>
+            </w:pPr>
+          </w:p>
+        </w:tc>
+      </w:tr>
+    </w:tbl>
+    <w:p/>
     <w:p>
       <w:pPr>
         <w:pBdr>
@@ -714,30 +716,32 @@
         <w:t>(AO2)</w:t>
       </w:r>
     </w:p>
-    <w:p>
-      <w:pPr>
-        <w:spacing w:before="260"/>
-        <w:pBdr>
-          <w:bottom w:val="single" w:sz="4" w:space="1" w:color="AAB4C0"/>
-        </w:pBdr>
-      </w:pPr>
-    </w:p>
-    <w:p>
-      <w:pPr>
-        <w:spacing w:before="260"/>
-        <w:pBdr>
-          <w:bottom w:val="single" w:sz="4" w:space="1" w:color="AAB4C0"/>
-        </w:pBdr>
-      </w:pPr>
-    </w:p>
-    <w:p>
-      <w:pPr>
-        <w:spacing w:before="260"/>
-        <w:pBdr>
-          <w:bottom w:val="single" w:sz="4" w:space="1" w:color="AAB4C0"/>
-        </w:pBdr>
-      </w:pPr>
-    </w:p>
+    <w:tbl>
+      <w:tblPr>
+        <w:tblStyle w:val="TableGrid"/>
+        <w:tblW w:type="auto" w:w="0"/>
+        <w:tblLook w:firstColumn="1" w:firstRow="1" w:lastColumn="0" w:lastRow="0" w:noHBand="0" w:noVBand="1" w:val="04A0"/>
+      </w:tblPr>
+      <w:tblGrid>
+        <w:gridCol w:w="8640"/>
+      </w:tblGrid>
+      <w:tr>
+        <w:trPr>
+          <w:trHeight w:val="1020" w:hRule="atLeast"/>
+        </w:trPr>
+        <w:tc>
+          <w:tcPr>
+            <w:tcW w:type="dxa" w:w="8640"/>
+          </w:tcPr>
+          <w:p>
+            <w:pPr>
+              <w:spacing w:before="40"/>
+            </w:pPr>
+          </w:p>
+        </w:tc>
+      </w:tr>
+    </w:tbl>
+    <w:p/>
     <w:p>
       <w:r>
         <w:rPr>
@@ -853,22 +857,32 @@
         <w:t>(AO1)</w:t>
       </w:r>
     </w:p>
-    <w:p>
-      <w:pPr>
-        <w:spacing w:before="260"/>
-        <w:pBdr>
-          <w:bottom w:val="single" w:sz="4" w:space="1" w:color="AAB4C0"/>
-        </w:pBdr>
-      </w:pPr>
-    </w:p>
-    <w:p>
-      <w:pPr>
-        <w:spacing w:before="260"/>
-        <w:pBdr>
-          <w:bottom w:val="single" w:sz="4" w:space="1" w:color="AAB4C0"/>
-        </w:pBdr>
-      </w:pPr>
-    </w:p>
+    <w:tbl>
+      <w:tblPr>
+        <w:tblStyle w:val="TableGrid"/>
+        <w:tblW w:type="auto" w:w="0"/>
+        <w:tblLook w:firstColumn="1" w:firstRow="1" w:lastColumn="0" w:lastRow="0" w:noHBand="0" w:noVBand="1" w:val="04A0"/>
+      </w:tblPr>
+      <w:tblGrid>
+        <w:gridCol w:w="8640"/>
+      </w:tblGrid>
+      <w:tr>
+        <w:trPr>
+          <w:trHeight w:val="680" w:hRule="atLeast"/>
+        </w:trPr>
+        <w:tc>
+          <w:tcPr>
+            <w:tcW w:type="dxa" w:w="8640"/>
+          </w:tcPr>
+          <w:p>
+            <w:pPr>
+              <w:spacing w:before="40"/>
+            </w:pPr>
+          </w:p>
+        </w:tc>
+      </w:tr>
+    </w:tbl>
+    <w:p/>
     <w:p>
       <w:pPr>
         <w:pBdr>
@@ -953,30 +967,32 @@
         <w:t>[2]</w:t>
       </w:r>
     </w:p>
-    <w:p>
-      <w:pPr>
-        <w:spacing w:before="260"/>
-        <w:pBdr>
-          <w:bottom w:val="single" w:sz="4" w:space="1" w:color="AAB4C0"/>
-        </w:pBdr>
-      </w:pPr>
-    </w:p>
-    <w:p>
-      <w:pPr>
-        <w:spacing w:before="260"/>
-        <w:pBdr>
-          <w:bottom w:val="single" w:sz="4" w:space="1" w:color="AAB4C0"/>
-        </w:pBdr>
-      </w:pPr>
-    </w:p>
-    <w:p>
-      <w:pPr>
-        <w:spacing w:before="260"/>
-        <w:pBdr>
-          <w:bottom w:val="single" w:sz="4" w:space="1" w:color="AAB4C0"/>
-        </w:pBdr>
-      </w:pPr>
-    </w:p>
+    <w:tbl>
+      <w:tblPr>
+        <w:tblStyle w:val="TableGrid"/>
+        <w:tblW w:type="auto" w:w="0"/>
+        <w:tblLook w:firstColumn="1" w:firstRow="1" w:lastColumn="0" w:lastRow="0" w:noHBand="0" w:noVBand="1" w:val="04A0"/>
+      </w:tblPr>
+      <w:tblGrid>
+        <w:gridCol w:w="8640"/>
+      </w:tblGrid>
+      <w:tr>
+        <w:trPr>
+          <w:trHeight w:val="1020" w:hRule="atLeast"/>
+        </w:trPr>
+        <w:tc>
+          <w:tcPr>
+            <w:tcW w:type="dxa" w:w="8640"/>
+          </w:tcPr>
+          <w:p>
+            <w:pPr>
+              <w:spacing w:before="40"/>
+            </w:pPr>
+          </w:p>
+        </w:tc>
+      </w:tr>
+    </w:tbl>
+    <w:p/>
     <w:p>
       <w:pPr>
         <w:pBdr>
@@ -1056,30 +1072,32 @@
         <w:t>[2]</w:t>
       </w:r>
     </w:p>
-    <w:p>
-      <w:pPr>
-        <w:spacing w:before="260"/>
-        <w:pBdr>
-          <w:bottom w:val="single" w:sz="4" w:space="1" w:color="AAB4C0"/>
-        </w:pBdr>
-      </w:pPr>
-    </w:p>
-    <w:p>
-      <w:pPr>
-        <w:spacing w:before="260"/>
-        <w:pBdr>
-          <w:bottom w:val="single" w:sz="4" w:space="1" w:color="AAB4C0"/>
-        </w:pBdr>
-      </w:pPr>
-    </w:p>
-    <w:p>
-      <w:pPr>
-        <w:spacing w:before="260"/>
-        <w:pBdr>
-          <w:bottom w:val="single" w:sz="4" w:space="1" w:color="AAB4C0"/>
-        </w:pBdr>
-      </w:pPr>
-    </w:p>
+    <w:tbl>
+      <w:tblPr>
+        <w:tblStyle w:val="TableGrid"/>
+        <w:tblW w:type="auto" w:w="0"/>
+        <w:tblLook w:firstColumn="1" w:firstRow="1" w:lastColumn="0" w:lastRow="0" w:noHBand="0" w:noVBand="1" w:val="04A0"/>
+      </w:tblPr>
+      <w:tblGrid>
+        <w:gridCol w:w="8640"/>
+      </w:tblGrid>
+      <w:tr>
+        <w:trPr>
+          <w:trHeight w:val="1020" w:hRule="atLeast"/>
+        </w:trPr>
+        <w:tc>
+          <w:tcPr>
+            <w:tcW w:type="dxa" w:w="8640"/>
+          </w:tcPr>
+          <w:p>
+            <w:pPr>
+              <w:spacing w:before="40"/>
+            </w:pPr>
+          </w:p>
+        </w:tc>
+      </w:tr>
+    </w:tbl>
+    <w:p/>
     <w:p>
       <w:pPr>
         <w:pStyle w:val="ListBullet"/>
@@ -1155,30 +1173,32 @@
         <w:t>[2]</w:t>
       </w:r>
     </w:p>
-    <w:p>
-      <w:pPr>
-        <w:spacing w:before="260"/>
-        <w:pBdr>
-          <w:bottom w:val="single" w:sz="4" w:space="1" w:color="AAB4C0"/>
-        </w:pBdr>
-      </w:pPr>
-    </w:p>
-    <w:p>
-      <w:pPr>
-        <w:spacing w:before="260"/>
-        <w:pBdr>
-          <w:bottom w:val="single" w:sz="4" w:space="1" w:color="AAB4C0"/>
-        </w:pBdr>
-      </w:pPr>
-    </w:p>
-    <w:p>
-      <w:pPr>
-        <w:spacing w:before="260"/>
-        <w:pBdr>
-          <w:bottom w:val="single" w:sz="4" w:space="1" w:color="AAB4C0"/>
-        </w:pBdr>
-      </w:pPr>
-    </w:p>
+    <w:tbl>
+      <w:tblPr>
+        <w:tblStyle w:val="TableGrid"/>
+        <w:tblW w:type="auto" w:w="0"/>
+        <w:tblLook w:firstColumn="1" w:firstRow="1" w:lastColumn="0" w:lastRow="0" w:noHBand="0" w:noVBand="1" w:val="04A0"/>
+      </w:tblPr>
+      <w:tblGrid>
+        <w:gridCol w:w="8640"/>
+      </w:tblGrid>
+      <w:tr>
+        <w:trPr>
+          <w:trHeight w:val="1020" w:hRule="atLeast"/>
+        </w:trPr>
+        <w:tc>
+          <w:tcPr>
+            <w:tcW w:type="dxa" w:w="8640"/>
+          </w:tcPr>
+          <w:p>
+            <w:pPr>
+              <w:spacing w:before="40"/>
+            </w:pPr>
+          </w:p>
+        </w:tc>
+      </w:tr>
+    </w:tbl>
+    <w:p/>
     <w:p>
       <w:pPr>
         <w:pBdr>

--- a/Course/2 Component 2 - Algorithms and Programming/2.2 Problem Solving and Programming/2.2.1 Programming Techniques/4 Homework (editable).docx
+++ b/Course/2 Component 2 - Algorithms and Programming/2.2 Problem Solving and Programming/2.2.1 Programming Techniques/4 Homework (editable).docx
@@ -29,7 +29,7 @@
           <w:b w:val="0"/>
           <w:i/>
         </w:rPr>
-        <w:t>OCR H446 — set after the 2.2.1 lesson. Show traces/working.</w:t>
+        <w:t>OCR H446 — set after the 2.2.1 lesson. Show traces/working. Code uses OCR Exam Reference Language.</w:t>
       </w:r>
     </w:p>
     <w:p>
@@ -99,7 +99,7 @@
           <w:b w:val="0"/>
           <w:i w:val="0"/>
         </w:rPr>
-        <w:t xml:space="preserve"> OCR construct used for each. </w:t>
+        <w:t xml:space="preserve"> OCR Exam Reference Language construct used for each. </w:t>
       </w:r>
       <w:r>
         <w:rPr>
@@ -176,7 +176,7 @@
           <w:b w:val="0"/>
           <w:i w:val="0"/>
         </w:rPr>
-        <w:t xml:space="preserve"> A program validates input by re-asking for a value until it is greater than 0. Explain why a </w:t>
+        <w:t xml:space="preserve"> A program validates input by asking again for a value until the value entered is greater than 0. Explain why a </w:t>
       </w:r>
       <w:r>
         <w:rPr>
@@ -185,7 +185,7 @@
           <w:i w:val="0"/>
           <w:sz w:val="19"/>
         </w:rPr>
-        <w:t>do...until</w:t>
+        <w:t>do ... until</w:t>
       </w:r>
       <w:r>
         <w:rPr>
@@ -376,7 +376,7 @@
         </w:rPr>
         <w:t>function power(base, exp)</w:t>
         <w:br/>
-        <w:t xml:space="preserve">    if exp = 0 then</w:t>
+        <w:t xml:space="preserve">    if exp == 0 then</w:t>
         <w:br/>
         <w:t xml:space="preserve">        return 1</w:t>
         <w:br/>
@@ -423,21 +423,37 @@
           <w:b w:val="0"/>
           <w:i w:val="0"/>
         </w:rPr>
-        <w:t xml:space="preserve"> Study the program below. Note that in this language an assignment to a same-named variable inside a procedure creates a </w:t>
+        <w:t xml:space="preserve"> Study the program below. In OCR Exam Reference Language, a variable assigned inside a subroutine is </w:t>
       </w:r>
       <w:r>
         <w:rPr>
           <w:b/>
           <w:i w:val="0"/>
         </w:rPr>
-        <w:t>new local</w:t>
+        <w:t>local</w:t>
       </w:r>
       <w:r>
         <w:rPr>
           <w:b w:val="0"/>
           <w:i w:val="0"/>
         </w:rPr>
-        <w:t xml:space="preserve"> variable; it does not change the global.</w:t>
+        <w:t xml:space="preserve"> unless it is declared </w:t>
+      </w:r>
+      <w:r>
+        <w:rPr>
+          <w:rFonts w:ascii="Consolas" w:hAnsi="Consolas"/>
+          <w:b w:val="0"/>
+          <w:i w:val="0"/>
+          <w:sz w:val="19"/>
+        </w:rPr>
+        <w:t>global</w:t>
+      </w:r>
+      <w:r>
+        <w:rPr>
+          <w:b w:val="0"/>
+          <w:i w:val="0"/>
+        </w:rPr>
+        <w:t>.</w:t>
       </w:r>
     </w:p>
     <w:p>
@@ -479,7 +495,7 @@
           <w:b/>
           <w:i w:val="0"/>
         </w:rPr>
-        <w:t>[2]</w:t>
+        <w:t>[1]</w:t>
       </w:r>
       <w:r>
         <w:rPr>
@@ -507,7 +523,7 @@
       </w:tblGrid>
       <w:tr>
         <w:trPr>
-          <w:trHeight w:val="1020" w:hRule="atLeast"/>
+          <w:trHeight w:val="680" w:hRule="atLeast"/>
         </w:trPr>
         <w:tc>
           <w:tcPr>
@@ -537,7 +553,7 @@
           <w:b w:val="0"/>
           <w:i w:val="0"/>
         </w:rPr>
-        <w:t xml:space="preserve">(b) Explain your answer to part (a), referring to </w:t>
+        <w:t xml:space="preserve">(b) Explain your answer to part (a), referring to the </w:t>
       </w:r>
       <w:r>
         <w:rPr>
@@ -551,7 +567,7 @@
           <w:b w:val="0"/>
           <w:i w:val="0"/>
         </w:rPr>
-        <w:t xml:space="preserve">. </w:t>
+        <w:t xml:space="preserve"> of the variables. </w:t>
       </w:r>
       <w:r>
         <w:rPr>
@@ -628,7 +644,7 @@
           <w:b w:val="0"/>
           <w:i w:val="0"/>
         </w:rPr>
-        <w:t xml:space="preserve"> A subroutine is called with </w:t>
+        <w:t xml:space="preserve"> The two procedures below are each called with the variable </w:t>
       </w:r>
       <w:r>
         <w:rPr>
@@ -637,14 +653,14 @@
           <w:i w:val="0"/>
           <w:sz w:val="19"/>
         </w:rPr>
-        <w:t>total = 10</w:t>
+        <w:t>total</w:t>
       </w:r>
       <w:r>
         <w:rPr>
           <w:b w:val="0"/>
           <w:i w:val="0"/>
         </w:rPr>
-        <w:t>.</w:t>
+        <w:t>, which holds the value 10.</w:t>
       </w:r>
     </w:p>
     <w:p>
@@ -656,14 +672,14 @@
           <w:rFonts w:ascii="Consolas" w:hAnsi="Consolas"/>
           <w:sz w:val="18"/>
         </w:rPr>
-        <w:t>procedure scaleByVal(byVal n)</w:t>
+        <w:t>procedure scaleByVal(n:byVal)</w:t>
         <w:br/>
         <w:t xml:space="preserve">    n = n * 2</w:t>
         <w:br/>
         <w:t>endprocedure</w:t>
         <w:br/>
         <w:br/>
-        <w:t>procedure scaleByRef(byRef n)</w:t>
+        <w:t>procedure scaleByRef(n:byRef)</w:t>
         <w:br/>
         <w:t xml:space="preserve">    n = n * 2</w:t>
         <w:br/>
@@ -840,7 +856,7 @@
           <w:b/>
           <w:i w:val="0"/>
         </w:rPr>
-        <w:t>[1]</w:t>
+        <w:t>[2]</w:t>
       </w:r>
       <w:r>
         <w:rPr>
@@ -868,7 +884,7 @@
       </w:tblGrid>
       <w:tr>
         <w:trPr>
-          <w:trHeight w:val="680" w:hRule="atLeast"/>
+          <w:trHeight w:val="1020" w:hRule="atLeast"/>
         </w:trPr>
         <w:tc>
           <w:tcPr>
@@ -883,6 +899,13 @@
       </w:tr>
     </w:tbl>
     <w:p/>
+    <w:p>
+      <w:pPr>
+        <w:pBdr>
+          <w:bottom w:val="single" w:sz="6" w:space="1" w:color="AAAAAA"/>
+        </w:pBdr>
+      </w:pPr>
+    </w:p>
     <w:p>
       <w:pPr>
         <w:pBdr>
@@ -922,7 +945,7 @@
           <w:b w:val="0"/>
           <w:i/>
         </w:rPr>
-        <w:t>(2.1)</w:t>
+        <w:t>(2.1.1)</w:t>
       </w:r>
       <w:r>
         <w:rPr>
@@ -1062,7 +1085,7 @@
           <w:b w:val="0"/>
           <w:i w:val="0"/>
         </w:rPr>
-        <w:t xml:space="preserve"> are both abstract data structures. State the order in which items are removed from each (use the correct three-letter acronym). </w:t>
+        <w:t xml:space="preserve"> are both data structures. State the order in which items are removed from each (use the correct three-letter acronym). </w:t>
       </w:r>
       <w:r>
         <w:rPr>
@@ -1142,7 +1165,7 @@
           <w:b w:val="0"/>
           <w:i/>
         </w:rPr>
-        <w:t>(2.1)</w:t>
+        <w:t>(2.1.3)</w:t>
       </w:r>
       <w:r>
         <w:rPr>

--- a/Course/2 Component 2 - Algorithms and Programming/2.2 Problem Solving and Programming/2.2.1 Programming Techniques/4 Homework (editable).docx
+++ b/Course/2 Component 2 - Algorithms and Programming/2.2 Problem Solving and Programming/2.2.1 Programming Techniques/4 Homework (editable).docx
@@ -57,7 +57,277 @@
           <w:b w:val="0"/>
           <w:i w:val="0"/>
         </w:rPr>
-        <w:t xml:space="preserve"> State the difference between </w:t>
+        <w:t xml:space="preserve"> Trace the call </w:t>
+      </w:r>
+      <w:r>
+        <w:rPr>
+          <w:rFonts w:ascii="Consolas" w:hAnsi="Consolas"/>
+          <w:b/>
+          <w:i w:val="0"/>
+          <w:sz w:val="19"/>
+        </w:rPr>
+        <w:t>power(2, 4)</w:t>
+      </w:r>
+      <w:r>
+        <w:rPr>
+          <w:b w:val="0"/>
+          <w:i w:val="0"/>
+        </w:rPr>
+        <w:t xml:space="preserve"> for the recursive function below. Complete the trace table, filling in the value </w:t>
+      </w:r>
+      <w:r>
+        <w:rPr>
+          <w:b/>
+          <w:i w:val="0"/>
+        </w:rPr>
+        <w:t>returned</w:t>
+      </w:r>
+      <w:r>
+        <w:rPr>
+          <w:b w:val="0"/>
+          <w:i w:val="0"/>
+        </w:rPr>
+        <w:t xml:space="preserve"> at every level of the recursion. </w:t>
+      </w:r>
+      <w:r>
+        <w:rPr>
+          <w:b/>
+          <w:i w:val="0"/>
+        </w:rPr>
+        <w:t>[3]</w:t>
+      </w:r>
+      <w:r>
+        <w:rPr>
+          <w:b w:val="0"/>
+          <w:i w:val="0"/>
+        </w:rPr>
+        <w:t xml:space="preserve"> </w:t>
+      </w:r>
+      <w:r>
+        <w:rPr>
+          <w:b w:val="0"/>
+          <w:i/>
+        </w:rPr>
+        <w:t>(AO2)</w:t>
+      </w:r>
+    </w:p>
+    <w:p>
+      <w:pPr>
+        <w:shd w:fill="F2F2F2"/>
+      </w:pPr>
+      <w:r>
+        <w:rPr>
+          <w:rFonts w:ascii="Consolas" w:hAnsi="Consolas"/>
+          <w:sz w:val="18"/>
+        </w:rPr>
+        <w:t>function power(base, exp)</w:t>
+        <w:br/>
+        <w:t xml:space="preserve">    if exp == 0 then</w:t>
+        <w:br/>
+        <w:t xml:space="preserve">        return 1</w:t>
+        <w:br/>
+        <w:t xml:space="preserve">    else</w:t>
+        <w:br/>
+        <w:t xml:space="preserve">        return base * power(base, exp - 1)</w:t>
+        <w:br/>
+        <w:t xml:space="preserve">    endif</w:t>
+        <w:br/>
+        <w:t>endfunction</w:t>
+      </w:r>
+    </w:p>
+    <w:tbl>
+      <w:tblPr>
+        <w:tblStyle w:val="TableGrid"/>
+        <w:tblW w:type="auto" w:w="0"/>
+        <w:tblLook w:firstColumn="1" w:firstRow="1" w:lastColumn="0" w:lastRow="0" w:noHBand="0" w:noVBand="1" w:val="04A0"/>
+      </w:tblPr>
+      <w:tblGrid>
+        <w:gridCol w:w="4320"/>
+        <w:gridCol w:w="4320"/>
+      </w:tblGrid>
+      <w:tr>
+        <w:tc>
+          <w:tcPr>
+            <w:tcW w:type="dxa" w:w="4320"/>
+            <w:shd w:fill="D9E2F3"/>
+          </w:tcPr>
+          <w:p>
+            <w:r>
+              <w:rPr>
+                <w:b/>
+              </w:rPr>
+            </w:r>
+            <w:r>
+              <w:rPr>
+                <w:b/>
+                <w:i w:val="0"/>
+              </w:rPr>
+              <w:t>Call</w:t>
+            </w:r>
+          </w:p>
+        </w:tc>
+        <w:tc>
+          <w:tcPr>
+            <w:tcW w:type="dxa" w:w="4320"/>
+            <w:shd w:fill="D9E2F3"/>
+          </w:tcPr>
+          <w:p>
+            <w:r>
+              <w:rPr>
+                <w:b/>
+              </w:rPr>
+            </w:r>
+            <w:r>
+              <w:rPr>
+                <w:b/>
+                <w:i w:val="0"/>
+              </w:rPr>
+              <w:t>Value returned</w:t>
+            </w:r>
+          </w:p>
+        </w:tc>
+      </w:tr>
+      <w:tr>
+        <w:tc>
+          <w:tcPr>
+            <w:tcW w:type="dxa" w:w="4320"/>
+          </w:tcPr>
+          <w:p>
+            <w:r/>
+            <w:r>
+              <w:rPr>
+                <w:b w:val="0"/>
+                <w:i w:val="0"/>
+              </w:rPr>
+              <w:t>power(2, 4)</w:t>
+            </w:r>
+          </w:p>
+        </w:tc>
+        <w:tc>
+          <w:tcPr>
+            <w:tcW w:type="dxa" w:w="4320"/>
+          </w:tcPr>
+          <w:p>
+            <w:r/>
+          </w:p>
+        </w:tc>
+      </w:tr>
+      <w:tr>
+        <w:tc>
+          <w:tcPr>
+            <w:tcW w:type="dxa" w:w="4320"/>
+          </w:tcPr>
+          <w:p>
+            <w:r/>
+            <w:r>
+              <w:rPr>
+                <w:b w:val="0"/>
+                <w:i w:val="0"/>
+              </w:rPr>
+              <w:t>power(2, 3)</w:t>
+            </w:r>
+          </w:p>
+        </w:tc>
+        <w:tc>
+          <w:tcPr>
+            <w:tcW w:type="dxa" w:w="4320"/>
+          </w:tcPr>
+          <w:p>
+            <w:r/>
+          </w:p>
+        </w:tc>
+      </w:tr>
+      <w:tr>
+        <w:tc>
+          <w:tcPr>
+            <w:tcW w:type="dxa" w:w="4320"/>
+          </w:tcPr>
+          <w:p>
+            <w:r/>
+            <w:r>
+              <w:rPr>
+                <w:b w:val="0"/>
+                <w:i w:val="0"/>
+              </w:rPr>
+              <w:t>power(2, 2)</w:t>
+            </w:r>
+          </w:p>
+        </w:tc>
+        <w:tc>
+          <w:tcPr>
+            <w:tcW w:type="dxa" w:w="4320"/>
+          </w:tcPr>
+          <w:p>
+            <w:r/>
+          </w:p>
+        </w:tc>
+      </w:tr>
+      <w:tr>
+        <w:tc>
+          <w:tcPr>
+            <w:tcW w:type="dxa" w:w="4320"/>
+          </w:tcPr>
+          <w:p>
+            <w:r/>
+            <w:r>
+              <w:rPr>
+                <w:b w:val="0"/>
+                <w:i w:val="0"/>
+              </w:rPr>
+              <w:t>power(2, 1)</w:t>
+            </w:r>
+          </w:p>
+        </w:tc>
+        <w:tc>
+          <w:tcPr>
+            <w:tcW w:type="dxa" w:w="4320"/>
+          </w:tcPr>
+          <w:p>
+            <w:r/>
+          </w:p>
+        </w:tc>
+      </w:tr>
+      <w:tr>
+        <w:tc>
+          <w:tcPr>
+            <w:tcW w:type="dxa" w:w="4320"/>
+          </w:tcPr>
+          <w:p>
+            <w:r/>
+            <w:r>
+              <w:rPr>
+                <w:b w:val="0"/>
+                <w:i w:val="0"/>
+              </w:rPr>
+              <w:t>power(2, 0)</w:t>
+            </w:r>
+          </w:p>
+        </w:tc>
+        <w:tc>
+          <w:tcPr>
+            <w:tcW w:type="dxa" w:w="4320"/>
+          </w:tcPr>
+          <w:p>
+            <w:r/>
+          </w:p>
+        </w:tc>
+      </w:tr>
+    </w:tbl>
+    <w:p/>
+    <w:p>
+      <w:r>
+        <w:rPr>
+          <w:b/>
+          <w:i w:val="0"/>
+        </w:rPr>
+        <w:t>2.</w:t>
+      </w:r>
+      <w:r>
+        <w:rPr>
+          <w:b w:val="0"/>
+          <w:i w:val="0"/>
+        </w:rPr>
+        <w:t xml:space="preserve"> The program below must add the numbers 1 to 10 using </w:t>
       </w:r>
       <w:r>
         <w:rPr>
@@ -71,7 +341,7 @@
           <w:b w:val="0"/>
           <w:i w:val="0"/>
         </w:rPr>
-        <w:t xml:space="preserve"> and </w:t>
+        <w:t xml:space="preserve"> iteration, then use </w:t>
       </w:r>
       <w:r>
         <w:rPr>
@@ -85,21 +355,431 @@
           <w:b w:val="0"/>
           <w:i w:val="0"/>
         </w:rPr>
-        <w:t xml:space="preserve"> iteration, and name </w:t>
+        <w:t xml:space="preserve"> iteration to keep asking until a number greater than 0 is entered. Complete the three missing keywords, labelled (a) to (c), using the word bank. Three items are not needed. </w:t>
       </w:r>
       <w:r>
         <w:rPr>
           <w:b/>
           <w:i w:val="0"/>
         </w:rPr>
-        <w:t>one</w:t>
+        <w:t>[3]</w:t>
       </w:r>
       <w:r>
         <w:rPr>
           <w:b w:val="0"/>
           <w:i w:val="0"/>
         </w:rPr>
-        <w:t xml:space="preserve"> OCR Exam Reference Language construct used for each. </w:t>
+        <w:t xml:space="preserve"> </w:t>
+      </w:r>
+      <w:r>
+        <w:rPr>
+          <w:b w:val="0"/>
+          <w:i/>
+        </w:rPr>
+        <w:t>(AO2)</w:t>
+      </w:r>
+    </w:p>
+    <w:p>
+      <w:pPr>
+        <w:shd w:fill="F2F2F2"/>
+      </w:pPr>
+      <w:r>
+        <w:rPr>
+          <w:rFonts w:ascii="Consolas" w:hAnsi="Consolas"/>
+          <w:sz w:val="18"/>
+        </w:rPr>
+        <w:t>total = 0</w:t>
+        <w:br/>
+        <w:t>(a) ________ i = 1 to 10</w:t>
+        <w:br/>
+        <w:t xml:space="preserve">    total = total + i</w:t>
+        <w:br/>
+        <w:t>(b) ________ i</w:t>
+        <w:br/>
+        <w:br/>
+        <w:t>do</w:t>
+        <w:br/>
+        <w:t xml:space="preserve">    num = input("Enter a number greater than 0")</w:t>
+        <w:br/>
+        <w:t>(c) ________ num &gt; 0</w:t>
+        <w:br/>
+        <w:br/>
+        <w:t>print(total)</w:t>
+      </w:r>
+    </w:p>
+    <w:p>
+      <w:r>
+        <w:rPr>
+          <w:b/>
+          <w:i w:val="0"/>
+        </w:rPr>
+        <w:t>Word bank:</w:t>
+      </w:r>
+      <w:r>
+        <w:rPr>
+          <w:b w:val="0"/>
+          <w:i w:val="0"/>
+        </w:rPr>
+        <w:t xml:space="preserve"> for · next · until · while · endwhile · then</w:t>
+      </w:r>
+    </w:p>
+    <w:p>
+      <w:r>
+        <w:rPr>
+          <w:b/>
+          <w:i w:val="0"/>
+        </w:rPr>
+        <w:t>3.</w:t>
+      </w:r>
+      <w:r>
+        <w:rPr>
+          <w:b w:val="0"/>
+          <w:i w:val="0"/>
+        </w:rPr>
+        <w:t xml:space="preserve"> The program below is </w:t>
+      </w:r>
+      <w:r>
+        <w:rPr>
+          <w:b/>
+          <w:i w:val="0"/>
+        </w:rPr>
+        <w:t>intended</w:t>
+      </w:r>
+      <w:r>
+        <w:rPr>
+          <w:b w:val="0"/>
+          <w:i w:val="0"/>
+        </w:rPr>
+        <w:t xml:space="preserve"> to output </w:t>
+      </w:r>
+      <w:r>
+        <w:rPr>
+          <w:rFonts w:ascii="Consolas" w:hAnsi="Consolas"/>
+          <w:b w:val="0"/>
+          <w:i w:val="0"/>
+          <w:sz w:val="19"/>
+        </w:rPr>
+        <w:t>0</w:t>
+      </w:r>
+      <w:r>
+        <w:rPr>
+          <w:b w:val="0"/>
+          <w:i w:val="0"/>
+        </w:rPr>
+        <w:t xml:space="preserve"> and then </w:t>
+      </w:r>
+      <w:r>
+        <w:rPr>
+          <w:rFonts w:ascii="Consolas" w:hAnsi="Consolas"/>
+          <w:b w:val="0"/>
+          <w:i w:val="0"/>
+          <w:sz w:val="19"/>
+        </w:rPr>
+        <w:t>20</w:t>
+      </w:r>
+      <w:r>
+        <w:rPr>
+          <w:b w:val="0"/>
+          <w:i w:val="0"/>
+        </w:rPr>
+        <w:t xml:space="preserve">, but it contains </w:t>
+      </w:r>
+      <w:r>
+        <w:rPr>
+          <w:b/>
+          <w:i w:val="0"/>
+        </w:rPr>
+        <w:t>two</w:t>
+      </w:r>
+      <w:r>
+        <w:rPr>
+          <w:b w:val="0"/>
+          <w:i w:val="0"/>
+        </w:rPr>
+        <w:t xml:space="preserve"> errors and actually outputs different values. (In OCR Exam Reference Language, a variable assigned inside a subroutine is </w:t>
+      </w:r>
+      <w:r>
+        <w:rPr>
+          <w:b/>
+          <w:i w:val="0"/>
+        </w:rPr>
+        <w:t>local</w:t>
+      </w:r>
+      <w:r>
+        <w:rPr>
+          <w:b w:val="0"/>
+          <w:i w:val="0"/>
+        </w:rPr>
+        <w:t xml:space="preserve"> unless it is declared </w:t>
+      </w:r>
+      <w:r>
+        <w:rPr>
+          <w:rFonts w:ascii="Consolas" w:hAnsi="Consolas"/>
+          <w:b w:val="0"/>
+          <w:i w:val="0"/>
+          <w:sz w:val="19"/>
+        </w:rPr>
+        <w:t>global</w:t>
+      </w:r>
+      <w:r>
+        <w:rPr>
+          <w:b w:val="0"/>
+          <w:i w:val="0"/>
+        </w:rPr>
+        <w:t>.)</w:t>
+      </w:r>
+    </w:p>
+    <w:p>
+      <w:pPr>
+        <w:shd w:fill="F2F2F2"/>
+      </w:pPr>
+      <w:r>
+        <w:rPr>
+          <w:rFonts w:ascii="Consolas" w:hAnsi="Consolas"/>
+          <w:sz w:val="18"/>
+        </w:rPr>
+        <w:t>count = 8</w:t>
+        <w:br/>
+        <w:t>total = 10</w:t>
+        <w:br/>
+        <w:br/>
+        <w:t>procedure reset()</w:t>
+        <w:br/>
+        <w:t xml:space="preserve">    count = 0</w:t>
+        <w:br/>
+        <w:t>endprocedure</w:t>
+        <w:br/>
+        <w:br/>
+        <w:t>procedure double(n:byVal)</w:t>
+        <w:br/>
+        <w:t xml:space="preserve">    n = n * 2</w:t>
+        <w:br/>
+        <w:t>endprocedure</w:t>
+        <w:br/>
+        <w:br/>
+        <w:t>reset()</w:t>
+        <w:br/>
+        <w:t>double(total)</w:t>
+        <w:br/>
+        <w:t>print(count)</w:t>
+        <w:br/>
+        <w:t>print(total)</w:t>
+      </w:r>
+    </w:p>
+    <w:p>
+      <w:r>
+        <w:rPr>
+          <w:b w:val="0"/>
+          <w:i w:val="0"/>
+        </w:rPr>
+        <w:t xml:space="preserve">(a) State the two values the program </w:t>
+      </w:r>
+      <w:r>
+        <w:rPr>
+          <w:b/>
+          <w:i w:val="0"/>
+        </w:rPr>
+        <w:t>actually</w:t>
+      </w:r>
+      <w:r>
+        <w:rPr>
+          <w:b w:val="0"/>
+          <w:i w:val="0"/>
+        </w:rPr>
+        <w:t xml:space="preserve"> prints, in order, justifying each with reference to </w:t>
+      </w:r>
+      <w:r>
+        <w:rPr>
+          <w:b/>
+          <w:i w:val="0"/>
+        </w:rPr>
+        <w:t>scope</w:t>
+      </w:r>
+      <w:r>
+        <w:rPr>
+          <w:b w:val="0"/>
+          <w:i w:val="0"/>
+        </w:rPr>
+        <w:t xml:space="preserve"> or </w:t>
+      </w:r>
+      <w:r>
+        <w:rPr>
+          <w:b/>
+          <w:i w:val="0"/>
+        </w:rPr>
+        <w:t>parameter passing</w:t>
+      </w:r>
+      <w:r>
+        <w:rPr>
+          <w:b w:val="0"/>
+          <w:i w:val="0"/>
+        </w:rPr>
+        <w:t xml:space="preserve">. </w:t>
+      </w:r>
+      <w:r>
+        <w:rPr>
+          <w:b/>
+          <w:i w:val="0"/>
+        </w:rPr>
+        <w:t>[2]</w:t>
+      </w:r>
+      <w:r>
+        <w:rPr>
+          <w:b w:val="0"/>
+          <w:i w:val="0"/>
+        </w:rPr>
+        <w:t xml:space="preserve"> </w:t>
+      </w:r>
+      <w:r>
+        <w:rPr>
+          <w:b w:val="0"/>
+          <w:i/>
+        </w:rPr>
+        <w:t>(AO2)</w:t>
+      </w:r>
+    </w:p>
+    <w:tbl>
+      <w:tblPr>
+        <w:tblStyle w:val="TableGrid"/>
+        <w:tblW w:type="auto" w:w="0"/>
+        <w:tblLook w:firstColumn="1" w:firstRow="1" w:lastColumn="0" w:lastRow="0" w:noHBand="0" w:noVBand="1" w:val="04A0"/>
+      </w:tblPr>
+      <w:tblGrid>
+        <w:gridCol w:w="8640"/>
+      </w:tblGrid>
+      <w:tr>
+        <w:trPr>
+          <w:trHeight w:val="1020" w:hRule="atLeast"/>
+        </w:trPr>
+        <w:tc>
+          <w:tcPr>
+            <w:tcW w:type="dxa" w:w="8640"/>
+          </w:tcPr>
+          <w:p>
+            <w:pPr>
+              <w:spacing w:before="40"/>
+            </w:pPr>
+          </w:p>
+        </w:tc>
+      </w:tr>
+    </w:tbl>
+    <w:p/>
+    <w:p>
+      <w:r>
+        <w:rPr>
+          <w:b w:val="0"/>
+          <w:i w:val="0"/>
+        </w:rPr>
+        <w:t xml:space="preserve">(b) Rewrite the </w:t>
+      </w:r>
+      <w:r>
+        <w:rPr>
+          <w:b/>
+          <w:i w:val="0"/>
+        </w:rPr>
+        <w:t>two</w:t>
+      </w:r>
+      <w:r>
+        <w:rPr>
+          <w:b w:val="0"/>
+          <w:i w:val="0"/>
+        </w:rPr>
+        <w:t xml:space="preserve"> lines that must change so that the program prints </w:t>
+      </w:r>
+      <w:r>
+        <w:rPr>
+          <w:rFonts w:ascii="Consolas" w:hAnsi="Consolas"/>
+          <w:b w:val="0"/>
+          <w:i w:val="0"/>
+          <w:sz w:val="19"/>
+        </w:rPr>
+        <w:t>0</w:t>
+      </w:r>
+      <w:r>
+        <w:rPr>
+          <w:b w:val="0"/>
+          <w:i w:val="0"/>
+        </w:rPr>
+        <w:t xml:space="preserve"> and then </w:t>
+      </w:r>
+      <w:r>
+        <w:rPr>
+          <w:rFonts w:ascii="Consolas" w:hAnsi="Consolas"/>
+          <w:b w:val="0"/>
+          <w:i w:val="0"/>
+          <w:sz w:val="19"/>
+        </w:rPr>
+        <w:t>20</w:t>
+      </w:r>
+      <w:r>
+        <w:rPr>
+          <w:b w:val="0"/>
+          <w:i w:val="0"/>
+        </w:rPr>
+        <w:t xml:space="preserve">. </w:t>
+      </w:r>
+      <w:r>
+        <w:rPr>
+          <w:b/>
+          <w:i w:val="0"/>
+        </w:rPr>
+        <w:t>[2]</w:t>
+      </w:r>
+      <w:r>
+        <w:rPr>
+          <w:b w:val="0"/>
+          <w:i w:val="0"/>
+        </w:rPr>
+        <w:t xml:space="preserve"> </w:t>
+      </w:r>
+      <w:r>
+        <w:rPr>
+          <w:b w:val="0"/>
+          <w:i/>
+        </w:rPr>
+        <w:t>(AO2)</w:t>
+      </w:r>
+    </w:p>
+    <w:tbl>
+      <w:tblPr>
+        <w:tblStyle w:val="TableGrid"/>
+        <w:tblW w:type="auto" w:w="0"/>
+        <w:tblLook w:firstColumn="1" w:firstRow="1" w:lastColumn="0" w:lastRow="0" w:noHBand="0" w:noVBand="1" w:val="04A0"/>
+      </w:tblPr>
+      <w:tblGrid>
+        <w:gridCol w:w="8640"/>
+      </w:tblGrid>
+      <w:tr>
+        <w:trPr>
+          <w:trHeight w:val="1020" w:hRule="atLeast"/>
+        </w:trPr>
+        <w:tc>
+          <w:tcPr>
+            <w:tcW w:type="dxa" w:w="8640"/>
+          </w:tcPr>
+          <w:p>
+            <w:pPr>
+              <w:spacing w:before="40"/>
+            </w:pPr>
+          </w:p>
+        </w:tc>
+      </w:tr>
+    </w:tbl>
+    <w:p/>
+    <w:p>
+      <w:r>
+        <w:rPr>
+          <w:b/>
+          <w:i w:val="0"/>
+        </w:rPr>
+        <w:t>4.</w:t>
+      </w:r>
+      <w:r>
+        <w:rPr>
+          <w:b w:val="0"/>
+          <w:i w:val="0"/>
+        </w:rPr>
+        <w:t xml:space="preserve"> Write the letter of the correct definition in the Match column for each object-oriented term. Two definitions are not needed. </w:t>
       </w:r>
       <w:r>
         <w:rPr>
@@ -130,46 +810,406 @@
         <w:tblLook w:firstColumn="1" w:firstRow="1" w:lastColumn="0" w:lastRow="0" w:noHBand="0" w:noVBand="1" w:val="04A0"/>
       </w:tblPr>
       <w:tblGrid>
-        <w:gridCol w:w="8640"/>
+        <w:gridCol w:w="4320"/>
+        <w:gridCol w:w="4320"/>
       </w:tblGrid>
       <w:tr>
-        <w:trPr>
-          <w:trHeight w:val="1020" w:hRule="atLeast"/>
-        </w:trPr>
         <w:tc>
           <w:tcPr>
-            <w:tcW w:type="dxa" w:w="8640"/>
+            <w:tcW w:type="dxa" w:w="4320"/>
+            <w:shd w:fill="D9E2F3"/>
           </w:tcPr>
           <w:p>
-            <w:pPr>
-              <w:spacing w:before="40"/>
-            </w:pPr>
+            <w:r>
+              <w:rPr>
+                <w:b/>
+              </w:rPr>
+            </w:r>
+            <w:r>
+              <w:rPr>
+                <w:b/>
+                <w:i w:val="0"/>
+              </w:rPr>
+              <w:t>Term</w:t>
+            </w:r>
+          </w:p>
+        </w:tc>
+        <w:tc>
+          <w:tcPr>
+            <w:tcW w:type="dxa" w:w="4320"/>
+            <w:shd w:fill="D9E2F3"/>
+          </w:tcPr>
+          <w:p>
+            <w:r>
+              <w:rPr>
+                <w:b/>
+              </w:rPr>
+            </w:r>
+            <w:r>
+              <w:rPr>
+                <w:b/>
+                <w:i w:val="0"/>
+              </w:rPr>
+              <w:t>Match</w:t>
+            </w:r>
+          </w:p>
+        </w:tc>
+      </w:tr>
+      <w:tr>
+        <w:tc>
+          <w:tcPr>
+            <w:tcW w:type="dxa" w:w="4320"/>
+          </w:tcPr>
+          <w:p>
+            <w:r/>
+            <w:r>
+              <w:rPr>
+                <w:b w:val="0"/>
+                <w:i w:val="0"/>
+              </w:rPr>
+              <w:t>Class</w:t>
+            </w:r>
+          </w:p>
+        </w:tc>
+        <w:tc>
+          <w:tcPr>
+            <w:tcW w:type="dxa" w:w="4320"/>
+          </w:tcPr>
+          <w:p>
+            <w:r/>
+          </w:p>
+        </w:tc>
+      </w:tr>
+      <w:tr>
+        <w:tc>
+          <w:tcPr>
+            <w:tcW w:type="dxa" w:w="4320"/>
+          </w:tcPr>
+          <w:p>
+            <w:r/>
+            <w:r>
+              <w:rPr>
+                <w:b w:val="0"/>
+                <w:i w:val="0"/>
+              </w:rPr>
+              <w:t>Object</w:t>
+            </w:r>
+          </w:p>
+        </w:tc>
+        <w:tc>
+          <w:tcPr>
+            <w:tcW w:type="dxa" w:w="4320"/>
+          </w:tcPr>
+          <w:p>
+            <w:r/>
+          </w:p>
+        </w:tc>
+      </w:tr>
+      <w:tr>
+        <w:tc>
+          <w:tcPr>
+            <w:tcW w:type="dxa" w:w="4320"/>
+          </w:tcPr>
+          <w:p>
+            <w:r/>
+            <w:r>
+              <w:rPr>
+                <w:b w:val="0"/>
+                <w:i w:val="0"/>
+              </w:rPr>
+              <w:t>Encapsulation</w:t>
+            </w:r>
+          </w:p>
+        </w:tc>
+        <w:tc>
+          <w:tcPr>
+            <w:tcW w:type="dxa" w:w="4320"/>
+          </w:tcPr>
+          <w:p>
+            <w:r/>
+          </w:p>
+        </w:tc>
+      </w:tr>
+      <w:tr>
+        <w:tc>
+          <w:tcPr>
+            <w:tcW w:type="dxa" w:w="4320"/>
+          </w:tcPr>
+          <w:p>
+            <w:r/>
+            <w:r>
+              <w:rPr>
+                <w:b w:val="0"/>
+                <w:i w:val="0"/>
+              </w:rPr>
+              <w:t>Inheritance</w:t>
+            </w:r>
+          </w:p>
+        </w:tc>
+        <w:tc>
+          <w:tcPr>
+            <w:tcW w:type="dxa" w:w="4320"/>
+          </w:tcPr>
+          <w:p>
+            <w:r/>
+          </w:p>
+        </w:tc>
+      </w:tr>
+    </w:tbl>
+    <w:p/>
+    <w:tbl>
+      <w:tblPr>
+        <w:tblStyle w:val="TableGrid"/>
+        <w:tblW w:type="auto" w:w="0"/>
+        <w:tblLook w:firstColumn="1" w:firstRow="1" w:lastColumn="0" w:lastRow="0" w:noHBand="0" w:noVBand="1" w:val="04A0"/>
+      </w:tblPr>
+      <w:tblGrid>
+        <w:gridCol w:w="4320"/>
+        <w:gridCol w:w="4320"/>
+      </w:tblGrid>
+      <w:tr>
+        <w:tc>
+          <w:tcPr>
+            <w:tcW w:type="dxa" w:w="4320"/>
+            <w:shd w:fill="D9E2F3"/>
+          </w:tcPr>
+          <w:p>
+            <w:r>
+              <w:rPr>
+                <w:b/>
+              </w:rPr>
+            </w:r>
+            <w:r>
+              <w:rPr>
+                <w:b/>
+                <w:i w:val="0"/>
+              </w:rPr>
+              <w:t>Letter</w:t>
+            </w:r>
+          </w:p>
+        </w:tc>
+        <w:tc>
+          <w:tcPr>
+            <w:tcW w:type="dxa" w:w="4320"/>
+            <w:shd w:fill="D9E2F3"/>
+          </w:tcPr>
+          <w:p>
+            <w:r>
+              <w:rPr>
+                <w:b/>
+              </w:rPr>
+            </w:r>
+            <w:r>
+              <w:rPr>
+                <w:b/>
+                <w:i w:val="0"/>
+              </w:rPr>
+              <w:t>Definition</w:t>
+            </w:r>
+          </w:p>
+        </w:tc>
+      </w:tr>
+      <w:tr>
+        <w:tc>
+          <w:tcPr>
+            <w:tcW w:type="dxa" w:w="4320"/>
+          </w:tcPr>
+          <w:p>
+            <w:r/>
+            <w:r>
+              <w:rPr>
+                <w:b w:val="0"/>
+                <w:i w:val="0"/>
+              </w:rPr>
+              <w:t>A</w:t>
+            </w:r>
+          </w:p>
+        </w:tc>
+        <w:tc>
+          <w:tcPr>
+            <w:tcW w:type="dxa" w:w="4320"/>
+          </w:tcPr>
+          <w:p>
+            <w:r/>
+            <w:r>
+              <w:rPr>
+                <w:b w:val="0"/>
+                <w:i w:val="0"/>
+              </w:rPr>
+              <w:t>A template that defines the attributes and methods shared by a type of object</w:t>
+            </w:r>
+          </w:p>
+        </w:tc>
+      </w:tr>
+      <w:tr>
+        <w:tc>
+          <w:tcPr>
+            <w:tcW w:type="dxa" w:w="4320"/>
+          </w:tcPr>
+          <w:p>
+            <w:r/>
+            <w:r>
+              <w:rPr>
+                <w:b w:val="0"/>
+                <w:i w:val="0"/>
+              </w:rPr>
+              <w:t>B</w:t>
+            </w:r>
+          </w:p>
+        </w:tc>
+        <w:tc>
+          <w:tcPr>
+            <w:tcW w:type="dxa" w:w="4320"/>
+          </w:tcPr>
+          <w:p>
+            <w:r/>
+            <w:r>
+              <w:rPr>
+                <w:b w:val="0"/>
+                <w:i w:val="0"/>
+              </w:rPr>
+              <w:t>A single instance of a class, created at run time with its own attribute values</w:t>
+            </w:r>
+          </w:p>
+        </w:tc>
+      </w:tr>
+      <w:tr>
+        <w:tc>
+          <w:tcPr>
+            <w:tcW w:type="dxa" w:w="4320"/>
+          </w:tcPr>
+          <w:p>
+            <w:r/>
+            <w:r>
+              <w:rPr>
+                <w:b w:val="0"/>
+                <w:i w:val="0"/>
+              </w:rPr>
+              <w:t>C</w:t>
+            </w:r>
+          </w:p>
+        </w:tc>
+        <w:tc>
+          <w:tcPr>
+            <w:tcW w:type="dxa" w:w="4320"/>
+          </w:tcPr>
+          <w:p>
+            <w:r/>
+            <w:r>
+              <w:rPr>
+                <w:b w:val="0"/>
+                <w:i w:val="0"/>
+              </w:rPr>
+              <w:t>Bundling attributes and methods together and keeping the attributes private, so they can only be accessed through the class's public methods</w:t>
+            </w:r>
+          </w:p>
+        </w:tc>
+      </w:tr>
+      <w:tr>
+        <w:tc>
+          <w:tcPr>
+            <w:tcW w:type="dxa" w:w="4320"/>
+          </w:tcPr>
+          <w:p>
+            <w:r/>
+            <w:r>
+              <w:rPr>
+                <w:b w:val="0"/>
+                <w:i w:val="0"/>
+              </w:rPr>
+              <w:t>D</w:t>
+            </w:r>
+          </w:p>
+        </w:tc>
+        <w:tc>
+          <w:tcPr>
+            <w:tcW w:type="dxa" w:w="4320"/>
+          </w:tcPr>
+          <w:p>
+            <w:r/>
+            <w:r>
+              <w:rPr>
+                <w:b w:val="0"/>
+                <w:i w:val="0"/>
+              </w:rPr>
+              <w:t>A class taking on the attributes and methods of a parent class, adding or overriding its own</w:t>
+            </w:r>
+          </w:p>
+        </w:tc>
+      </w:tr>
+      <w:tr>
+        <w:tc>
+          <w:tcPr>
+            <w:tcW w:type="dxa" w:w="4320"/>
+          </w:tcPr>
+          <w:p>
+            <w:r/>
+            <w:r>
+              <w:rPr>
+                <w:b w:val="0"/>
+                <w:i w:val="0"/>
+              </w:rPr>
+              <w:t>E</w:t>
+            </w:r>
+          </w:p>
+        </w:tc>
+        <w:tc>
+          <w:tcPr>
+            <w:tcW w:type="dxa" w:w="4320"/>
+          </w:tcPr>
+          <w:p>
+            <w:r/>
+            <w:r>
+              <w:rPr>
+                <w:b w:val="0"/>
+                <w:i w:val="0"/>
+              </w:rPr>
+              <w:t>A variable that can only be accessed inside the subroutine where it is created</w:t>
+            </w:r>
+          </w:p>
+        </w:tc>
+      </w:tr>
+      <w:tr>
+        <w:tc>
+          <w:tcPr>
+            <w:tcW w:type="dxa" w:w="4320"/>
+          </w:tcPr>
+          <w:p>
+            <w:r/>
+            <w:r>
+              <w:rPr>
+                <w:b w:val="0"/>
+                <w:i w:val="0"/>
+              </w:rPr>
+              <w:t>F</w:t>
+            </w:r>
+          </w:p>
+        </w:tc>
+        <w:tc>
+          <w:tcPr>
+            <w:tcW w:type="dxa" w:w="4320"/>
+          </w:tcPr>
+          <w:p>
+            <w:r/>
+            <w:r>
+              <w:rPr>
+                <w:b w:val="0"/>
+                <w:i w:val="0"/>
+              </w:rPr>
+              <w:t>The same method call producing different behaviour depending on the object it is called on</w:t>
+            </w:r>
           </w:p>
         </w:tc>
       </w:tr>
     </w:tbl>
     <w:p/>
     <w:p>
-      <w:pPr>
-        <w:pBdr>
-          <w:bottom w:val="single" w:sz="6" w:space="1" w:color="AAAAAA"/>
-        </w:pBdr>
-      </w:pPr>
-    </w:p>
-    <w:p>
-      <w:pPr>
-        <w:pBdr>
-          <w:bottom w:val="single" w:sz="6" w:space="1" w:color="AAAAAA"/>
-        </w:pBdr>
-      </w:pPr>
-    </w:p>
-    <w:p>
       <w:r>
         <w:rPr>
           <w:b/>
           <w:i w:val="0"/>
         </w:rPr>
-        <w:t>2.</w:t>
+        <w:t>5.</w:t>
       </w:r>
       <w:r>
         <w:rPr>
@@ -260,661 +1300,6 @@
     <w:p/>
     <w:p>
       <w:pPr>
-        <w:pBdr>
-          <w:bottom w:val="single" w:sz="6" w:space="1" w:color="AAAAAA"/>
-        </w:pBdr>
-      </w:pPr>
-    </w:p>
-    <w:p>
-      <w:pPr>
-        <w:pBdr>
-          <w:bottom w:val="single" w:sz="6" w:space="1" w:color="AAAAAA"/>
-        </w:pBdr>
-      </w:pPr>
-    </w:p>
-    <w:p>
-      <w:r>
-        <w:rPr>
-          <w:b/>
-          <w:i w:val="0"/>
-        </w:rPr>
-        <w:t>3.</w:t>
-      </w:r>
-      <w:r>
-        <w:rPr>
-          <w:b w:val="0"/>
-          <w:i w:val="0"/>
-        </w:rPr>
-        <w:t xml:space="preserve"> Trace the call </w:t>
-      </w:r>
-      <w:r>
-        <w:rPr>
-          <w:rFonts w:ascii="Consolas" w:hAnsi="Consolas"/>
-          <w:b/>
-          <w:i w:val="0"/>
-          <w:sz w:val="19"/>
-        </w:rPr>
-        <w:t>power(2, 4)</w:t>
-      </w:r>
-      <w:r>
-        <w:rPr>
-          <w:b w:val="0"/>
-          <w:i w:val="0"/>
-        </w:rPr>
-        <w:t xml:space="preserve"> for the recursive function below. Show the value returned at </w:t>
-      </w:r>
-      <w:r>
-        <w:rPr>
-          <w:b/>
-          <w:i w:val="0"/>
-        </w:rPr>
-        <w:t>each</w:t>
-      </w:r>
-      <w:r>
-        <w:rPr>
-          <w:b w:val="0"/>
-          <w:i w:val="0"/>
-        </w:rPr>
-        <w:t xml:space="preserve"> level of the recursion and the final result. </w:t>
-      </w:r>
-      <w:r>
-        <w:rPr>
-          <w:b/>
-          <w:i w:val="0"/>
-        </w:rPr>
-        <w:t>[3]</w:t>
-      </w:r>
-      <w:r>
-        <w:rPr>
-          <w:b w:val="0"/>
-          <w:i w:val="0"/>
-        </w:rPr>
-        <w:t xml:space="preserve"> </w:t>
-      </w:r>
-      <w:r>
-        <w:rPr>
-          <w:b w:val="0"/>
-          <w:i/>
-        </w:rPr>
-        <w:t>(AO2)</w:t>
-      </w:r>
-    </w:p>
-    <w:tbl>
-      <w:tblPr>
-        <w:tblStyle w:val="TableGrid"/>
-        <w:tblW w:type="auto" w:w="0"/>
-        <w:tblLook w:firstColumn="1" w:firstRow="1" w:lastColumn="0" w:lastRow="0" w:noHBand="0" w:noVBand="1" w:val="04A0"/>
-      </w:tblPr>
-      <w:tblGrid>
-        <w:gridCol w:w="8640"/>
-      </w:tblGrid>
-      <w:tr>
-        <w:trPr>
-          <w:trHeight w:val="1360" w:hRule="atLeast"/>
-        </w:trPr>
-        <w:tc>
-          <w:tcPr>
-            <w:tcW w:type="dxa" w:w="8640"/>
-          </w:tcPr>
-          <w:p>
-            <w:pPr>
-              <w:spacing w:before="40"/>
-            </w:pPr>
-          </w:p>
-        </w:tc>
-      </w:tr>
-    </w:tbl>
-    <w:p/>
-    <w:p>
-      <w:pPr>
-        <w:shd w:fill="F2F2F2"/>
-      </w:pPr>
-      <w:r>
-        <w:rPr>
-          <w:rFonts w:ascii="Consolas" w:hAnsi="Consolas"/>
-          <w:sz w:val="18"/>
-        </w:rPr>
-        <w:t>function power(base, exp)</w:t>
-        <w:br/>
-        <w:t xml:space="preserve">    if exp == 0 then</w:t>
-        <w:br/>
-        <w:t xml:space="preserve">        return 1</w:t>
-        <w:br/>
-        <w:t xml:space="preserve">    else</w:t>
-        <w:br/>
-        <w:t xml:space="preserve">        return base * power(base, exp - 1)</w:t>
-        <w:br/>
-        <w:t xml:space="preserve">    endif</w:t>
-        <w:br/>
-        <w:t>endfunction</w:t>
-      </w:r>
-    </w:p>
-    <w:p>
-      <w:pPr>
-        <w:pBdr>
-          <w:bottom w:val="single" w:sz="6" w:space="1" w:color="AAAAAA"/>
-        </w:pBdr>
-      </w:pPr>
-    </w:p>
-    <w:p>
-      <w:pPr>
-        <w:pBdr>
-          <w:bottom w:val="single" w:sz="6" w:space="1" w:color="AAAAAA"/>
-        </w:pBdr>
-      </w:pPr>
-    </w:p>
-    <w:p>
-      <w:pPr>
-        <w:pBdr>
-          <w:bottom w:val="single" w:sz="6" w:space="1" w:color="AAAAAA"/>
-        </w:pBdr>
-      </w:pPr>
-    </w:p>
-    <w:p>
-      <w:r>
-        <w:rPr>
-          <w:b/>
-          <w:i w:val="0"/>
-        </w:rPr>
-        <w:t>4.</w:t>
-      </w:r>
-      <w:r>
-        <w:rPr>
-          <w:b w:val="0"/>
-          <w:i w:val="0"/>
-        </w:rPr>
-        <w:t xml:space="preserve"> Study the program below. In OCR Exam Reference Language, a variable assigned inside a subroutine is </w:t>
-      </w:r>
-      <w:r>
-        <w:rPr>
-          <w:b/>
-          <w:i w:val="0"/>
-        </w:rPr>
-        <w:t>local</w:t>
-      </w:r>
-      <w:r>
-        <w:rPr>
-          <w:b w:val="0"/>
-          <w:i w:val="0"/>
-        </w:rPr>
-        <w:t xml:space="preserve"> unless it is declared </w:t>
-      </w:r>
-      <w:r>
-        <w:rPr>
-          <w:rFonts w:ascii="Consolas" w:hAnsi="Consolas"/>
-          <w:b w:val="0"/>
-          <w:i w:val="0"/>
-          <w:sz w:val="19"/>
-        </w:rPr>
-        <w:t>global</w:t>
-      </w:r>
-      <w:r>
-        <w:rPr>
-          <w:b w:val="0"/>
-          <w:i w:val="0"/>
-        </w:rPr>
-        <w:t>.</w:t>
-      </w:r>
-    </w:p>
-    <w:p>
-      <w:pPr>
-        <w:shd w:fill="F2F2F2"/>
-      </w:pPr>
-      <w:r>
-        <w:rPr>
-          <w:rFonts w:ascii="Consolas" w:hAnsi="Consolas"/>
-          <w:sz w:val="18"/>
-        </w:rPr>
-        <w:t>count = 8</w:t>
-        <w:br/>
-        <w:br/>
-        <w:t>procedure reset()</w:t>
-        <w:br/>
-        <w:t xml:space="preserve">    count = 0</w:t>
-        <w:br/>
-        <w:t xml:space="preserve">    print(count)</w:t>
-        <w:br/>
-        <w:t>endprocedure</w:t>
-        <w:br/>
-        <w:br/>
-        <w:t>reset()</w:t>
-        <w:br/>
-        <w:t>print(count)</w:t>
-      </w:r>
-    </w:p>
-    <w:p>
-      <w:r>
-        <w:rPr>
-          <w:b w:val="0"/>
-          <w:i w:val="0"/>
-        </w:rPr>
-        <w:t xml:space="preserve">(a) State the two values printed, in order. </w:t>
-      </w:r>
-      <w:r>
-        <w:rPr>
-          <w:b/>
-          <w:i w:val="0"/>
-        </w:rPr>
-        <w:t>[1]</w:t>
-      </w:r>
-      <w:r>
-        <w:rPr>
-          <w:b w:val="0"/>
-          <w:i w:val="0"/>
-        </w:rPr>
-        <w:t xml:space="preserve"> </w:t>
-      </w:r>
-      <w:r>
-        <w:rPr>
-          <w:b w:val="0"/>
-          <w:i/>
-        </w:rPr>
-        <w:t>(AO2)</w:t>
-      </w:r>
-    </w:p>
-    <w:tbl>
-      <w:tblPr>
-        <w:tblStyle w:val="TableGrid"/>
-        <w:tblW w:type="auto" w:w="0"/>
-        <w:tblLook w:firstColumn="1" w:firstRow="1" w:lastColumn="0" w:lastRow="0" w:noHBand="0" w:noVBand="1" w:val="04A0"/>
-      </w:tblPr>
-      <w:tblGrid>
-        <w:gridCol w:w="8640"/>
-      </w:tblGrid>
-      <w:tr>
-        <w:trPr>
-          <w:trHeight w:val="680" w:hRule="atLeast"/>
-        </w:trPr>
-        <w:tc>
-          <w:tcPr>
-            <w:tcW w:type="dxa" w:w="8640"/>
-          </w:tcPr>
-          <w:p>
-            <w:pPr>
-              <w:spacing w:before="40"/>
-            </w:pPr>
-          </w:p>
-        </w:tc>
-      </w:tr>
-    </w:tbl>
-    <w:p/>
-    <w:p>
-      <w:r>
-        <w:rPr>
-          <w:b w:val="0"/>
-          <w:i w:val="0"/>
-        </w:rPr>
-        <w:t>Output line 1: ________   Output line 2: ________</w:t>
-      </w:r>
-    </w:p>
-    <w:p>
-      <w:r>
-        <w:rPr>
-          <w:b w:val="0"/>
-          <w:i w:val="0"/>
-        </w:rPr>
-        <w:t xml:space="preserve">(b) Explain your answer to part (a), referring to the </w:t>
-      </w:r>
-      <w:r>
-        <w:rPr>
-          <w:b/>
-          <w:i w:val="0"/>
-        </w:rPr>
-        <w:t>scope</w:t>
-      </w:r>
-      <w:r>
-        <w:rPr>
-          <w:b w:val="0"/>
-          <w:i w:val="0"/>
-        </w:rPr>
-        <w:t xml:space="preserve"> of the variables. </w:t>
-      </w:r>
-      <w:r>
-        <w:rPr>
-          <w:b/>
-          <w:i w:val="0"/>
-        </w:rPr>
-        <w:t>[2]</w:t>
-      </w:r>
-      <w:r>
-        <w:rPr>
-          <w:b w:val="0"/>
-          <w:i w:val="0"/>
-        </w:rPr>
-        <w:t xml:space="preserve"> </w:t>
-      </w:r>
-      <w:r>
-        <w:rPr>
-          <w:b w:val="0"/>
-          <w:i/>
-        </w:rPr>
-        <w:t>(AO2)</w:t>
-      </w:r>
-    </w:p>
-    <w:tbl>
-      <w:tblPr>
-        <w:tblStyle w:val="TableGrid"/>
-        <w:tblW w:type="auto" w:w="0"/>
-        <w:tblLook w:firstColumn="1" w:firstRow="1" w:lastColumn="0" w:lastRow="0" w:noHBand="0" w:noVBand="1" w:val="04A0"/>
-      </w:tblPr>
-      <w:tblGrid>
-        <w:gridCol w:w="8640"/>
-      </w:tblGrid>
-      <w:tr>
-        <w:trPr>
-          <w:trHeight w:val="1020" w:hRule="atLeast"/>
-        </w:trPr>
-        <w:tc>
-          <w:tcPr>
-            <w:tcW w:type="dxa" w:w="8640"/>
-          </w:tcPr>
-          <w:p>
-            <w:pPr>
-              <w:spacing w:before="40"/>
-            </w:pPr>
-          </w:p>
-        </w:tc>
-      </w:tr>
-    </w:tbl>
-    <w:p/>
-    <w:p>
-      <w:pPr>
-        <w:pBdr>
-          <w:bottom w:val="single" w:sz="6" w:space="1" w:color="AAAAAA"/>
-        </w:pBdr>
-      </w:pPr>
-    </w:p>
-    <w:p>
-      <w:pPr>
-        <w:pBdr>
-          <w:bottom w:val="single" w:sz="6" w:space="1" w:color="AAAAAA"/>
-        </w:pBdr>
-      </w:pPr>
-    </w:p>
-    <w:p>
-      <w:r>
-        <w:rPr>
-          <w:b/>
-          <w:i w:val="0"/>
-        </w:rPr>
-        <w:t>5.</w:t>
-      </w:r>
-      <w:r>
-        <w:rPr>
-          <w:b w:val="0"/>
-          <w:i w:val="0"/>
-        </w:rPr>
-        <w:t xml:space="preserve"> The two procedures below are each called with the variable </w:t>
-      </w:r>
-      <w:r>
-        <w:rPr>
-          <w:rFonts w:ascii="Consolas" w:hAnsi="Consolas"/>
-          <w:b w:val="0"/>
-          <w:i w:val="0"/>
-          <w:sz w:val="19"/>
-        </w:rPr>
-        <w:t>total</w:t>
-      </w:r>
-      <w:r>
-        <w:rPr>
-          <w:b w:val="0"/>
-          <w:i w:val="0"/>
-        </w:rPr>
-        <w:t>, which holds the value 10.</w:t>
-      </w:r>
-    </w:p>
-    <w:p>
-      <w:pPr>
-        <w:shd w:fill="F2F2F2"/>
-      </w:pPr>
-      <w:r>
-        <w:rPr>
-          <w:rFonts w:ascii="Consolas" w:hAnsi="Consolas"/>
-          <w:sz w:val="18"/>
-        </w:rPr>
-        <w:t>procedure scaleByVal(n:byVal)</w:t>
-        <w:br/>
-        <w:t xml:space="preserve">    n = n * 2</w:t>
-        <w:br/>
-        <w:t>endprocedure</w:t>
-        <w:br/>
-        <w:br/>
-        <w:t>procedure scaleByRef(n:byRef)</w:t>
-        <w:br/>
-        <w:t xml:space="preserve">    n = n * 2</w:t>
-        <w:br/>
-        <w:t>endprocedure</w:t>
-      </w:r>
-    </w:p>
-    <w:p>
-      <w:r>
-        <w:rPr>
-          <w:b w:val="0"/>
-          <w:i w:val="0"/>
-        </w:rPr>
-        <w:t xml:space="preserve">State the value of </w:t>
-      </w:r>
-      <w:r>
-        <w:rPr>
-          <w:rFonts w:ascii="Consolas" w:hAnsi="Consolas"/>
-          <w:b w:val="0"/>
-          <w:i w:val="0"/>
-          <w:sz w:val="19"/>
-        </w:rPr>
-        <w:t>total</w:t>
-      </w:r>
-      <w:r>
-        <w:rPr>
-          <w:b w:val="0"/>
-          <w:i w:val="0"/>
-        </w:rPr>
-        <w:t xml:space="preserve"> after each call below and justify each answer. </w:t>
-      </w:r>
-      <w:r>
-        <w:rPr>
-          <w:b/>
-          <w:i w:val="0"/>
-        </w:rPr>
-        <w:t>[2]</w:t>
-      </w:r>
-      <w:r>
-        <w:rPr>
-          <w:b w:val="0"/>
-          <w:i w:val="0"/>
-        </w:rPr>
-        <w:t xml:space="preserve"> </w:t>
-      </w:r>
-      <w:r>
-        <w:rPr>
-          <w:b w:val="0"/>
-          <w:i/>
-        </w:rPr>
-        <w:t>(AO2)</w:t>
-      </w:r>
-    </w:p>
-    <w:tbl>
-      <w:tblPr>
-        <w:tblStyle w:val="TableGrid"/>
-        <w:tblW w:type="auto" w:w="0"/>
-        <w:tblLook w:firstColumn="1" w:firstRow="1" w:lastColumn="0" w:lastRow="0" w:noHBand="0" w:noVBand="1" w:val="04A0"/>
-      </w:tblPr>
-      <w:tblGrid>
-        <w:gridCol w:w="8640"/>
-      </w:tblGrid>
-      <w:tr>
-        <w:trPr>
-          <w:trHeight w:val="1020" w:hRule="atLeast"/>
-        </w:trPr>
-        <w:tc>
-          <w:tcPr>
-            <w:tcW w:type="dxa" w:w="8640"/>
-          </w:tcPr>
-          <w:p>
-            <w:pPr>
-              <w:spacing w:before="40"/>
-            </w:pPr>
-          </w:p>
-        </w:tc>
-      </w:tr>
-    </w:tbl>
-    <w:p/>
-    <w:p>
-      <w:r>
-        <w:rPr>
-          <w:b w:val="0"/>
-          <w:i w:val="0"/>
-        </w:rPr>
-        <w:t xml:space="preserve">After </w:t>
-      </w:r>
-      <w:r>
-        <w:rPr>
-          <w:rFonts w:ascii="Consolas" w:hAnsi="Consolas"/>
-          <w:b w:val="0"/>
-          <w:i w:val="0"/>
-          <w:sz w:val="19"/>
-        </w:rPr>
-        <w:t>scaleByVal(total)</w:t>
-      </w:r>
-      <w:r>
-        <w:rPr>
-          <w:b w:val="0"/>
-          <w:i w:val="0"/>
-        </w:rPr>
-        <w:t>: total = ______ because ________________________</w:t>
-      </w:r>
-    </w:p>
-    <w:p>
-      <w:r>
-        <w:rPr>
-          <w:b w:val="0"/>
-          <w:i w:val="0"/>
-        </w:rPr>
-        <w:t xml:space="preserve">After </w:t>
-      </w:r>
-      <w:r>
-        <w:rPr>
-          <w:rFonts w:ascii="Consolas" w:hAnsi="Consolas"/>
-          <w:b w:val="0"/>
-          <w:i w:val="0"/>
-          <w:sz w:val="19"/>
-        </w:rPr>
-        <w:t>scaleByRef(total)</w:t>
-      </w:r>
-      <w:r>
-        <w:rPr>
-          <w:b w:val="0"/>
-          <w:i w:val="0"/>
-        </w:rPr>
-        <w:t>: total = ______ because ________________________</w:t>
-      </w:r>
-    </w:p>
-    <w:p>
-      <w:r>
-        <w:rPr>
-          <w:b/>
-          <w:i w:val="0"/>
-        </w:rPr>
-        <w:t>6.</w:t>
-      </w:r>
-      <w:r>
-        <w:rPr>
-          <w:b w:val="0"/>
-          <w:i w:val="0"/>
-        </w:rPr>
-        <w:t xml:space="preserve"> Define the term </w:t>
-      </w:r>
-      <w:r>
-        <w:rPr>
-          <w:b/>
-          <w:i w:val="0"/>
-        </w:rPr>
-        <w:t>encapsulation</w:t>
-      </w:r>
-      <w:r>
-        <w:rPr>
-          <w:b w:val="0"/>
-          <w:i w:val="0"/>
-        </w:rPr>
-        <w:t xml:space="preserve"> and state </w:t>
-      </w:r>
-      <w:r>
-        <w:rPr>
-          <w:b/>
-          <w:i w:val="0"/>
-        </w:rPr>
-        <w:t>one</w:t>
-      </w:r>
-      <w:r>
-        <w:rPr>
-          <w:b w:val="0"/>
-          <w:i w:val="0"/>
-        </w:rPr>
-        <w:t xml:space="preserve"> benefit it provides in object-oriented programming. </w:t>
-      </w:r>
-      <w:r>
-        <w:rPr>
-          <w:b/>
-          <w:i w:val="0"/>
-        </w:rPr>
-        <w:t>[2]</w:t>
-      </w:r>
-      <w:r>
-        <w:rPr>
-          <w:b w:val="0"/>
-          <w:i w:val="0"/>
-        </w:rPr>
-        <w:t xml:space="preserve"> </w:t>
-      </w:r>
-      <w:r>
-        <w:rPr>
-          <w:b w:val="0"/>
-          <w:i/>
-        </w:rPr>
-        <w:t>(AO1)</w:t>
-      </w:r>
-    </w:p>
-    <w:tbl>
-      <w:tblPr>
-        <w:tblStyle w:val="TableGrid"/>
-        <w:tblW w:type="auto" w:w="0"/>
-        <w:tblLook w:firstColumn="1" w:firstRow="1" w:lastColumn="0" w:lastRow="0" w:noHBand="0" w:noVBand="1" w:val="04A0"/>
-      </w:tblPr>
-      <w:tblGrid>
-        <w:gridCol w:w="8640"/>
-      </w:tblGrid>
-      <w:tr>
-        <w:trPr>
-          <w:trHeight w:val="1020" w:hRule="atLeast"/>
-        </w:trPr>
-        <w:tc>
-          <w:tcPr>
-            <w:tcW w:type="dxa" w:w="8640"/>
-          </w:tcPr>
-          <w:p>
-            <w:pPr>
-              <w:spacing w:before="40"/>
-            </w:pPr>
-          </w:p>
-        </w:tc>
-      </w:tr>
-    </w:tbl>
-    <w:p/>
-    <w:p>
-      <w:pPr>
-        <w:pBdr>
-          <w:bottom w:val="single" w:sz="6" w:space="1" w:color="AAAAAA"/>
-        </w:pBdr>
-      </w:pPr>
-    </w:p>
-    <w:p>
-      <w:pPr>
-        <w:pBdr>
-          <w:bottom w:val="single" w:sz="6" w:space="1" w:color="AAAAAA"/>
-        </w:pBdr>
-      </w:pPr>
-    </w:p>
-    <w:p>
-      <w:pPr>
         <w:pStyle w:val="Heading2"/>
       </w:pPr>
       <w:r>
@@ -931,7 +1316,7 @@
           <w:b/>
           <w:i w:val="0"/>
         </w:rPr>
-        <w:t>7.</w:t>
+        <w:t>6.</w:t>
       </w:r>
       <w:r>
         <w:rPr>
@@ -1017,26 +1402,12 @@
     </w:tbl>
     <w:p/>
     <w:p>
-      <w:pPr>
-        <w:pBdr>
-          <w:bottom w:val="single" w:sz="6" w:space="1" w:color="AAAAAA"/>
-        </w:pBdr>
-      </w:pPr>
-    </w:p>
-    <w:p>
-      <w:pPr>
-        <w:pBdr>
-          <w:bottom w:val="single" w:sz="6" w:space="1" w:color="AAAAAA"/>
-        </w:pBdr>
-      </w:pPr>
-    </w:p>
-    <w:p>
       <w:r>
         <w:rPr>
           <w:b/>
           <w:i w:val="0"/>
         </w:rPr>
-        <w:t>8.</w:t>
+        <w:t>7.</w:t>
       </w:r>
       <w:r>
         <w:rPr>
@@ -1085,7 +1456,7 @@
           <w:b w:val="0"/>
           <w:i w:val="0"/>
         </w:rPr>
-        <w:t xml:space="preserve"> are both data structures. State the order in which items are removed from each (use the correct three-letter acronym). </w:t>
+        <w:t xml:space="preserve"> are both data structures. State the order in which items are removed from each (use the correct four-letter acronym). </w:t>
       </w:r>
       <w:r>
         <w:rPr>
@@ -1122,36 +1493,12 @@
     </w:tbl>
     <w:p/>
     <w:p>
-      <w:pPr>
-        <w:pStyle w:val="ListBullet"/>
-      </w:pPr>
-      <w:r>
-        <w:rPr>
-          <w:b w:val="0"/>
-          <w:i w:val="0"/>
-        </w:rPr>
-        <w:t>Stack: ________________________</w:t>
-      </w:r>
-    </w:p>
-    <w:p>
-      <w:pPr>
-        <w:pStyle w:val="ListBullet"/>
-      </w:pPr>
-      <w:r>
-        <w:rPr>
-          <w:b w:val="0"/>
-          <w:i w:val="0"/>
-        </w:rPr>
-        <w:t>Queue: ________________________</w:t>
-      </w:r>
-    </w:p>
-    <w:p>
       <w:r>
         <w:rPr>
           <w:b/>
           <w:i w:val="0"/>
         </w:rPr>
-        <w:t>9.</w:t>
+        <w:t>8.</w:t>
       </w:r>
       <w:r>
         <w:rPr>
@@ -1222,20 +1569,6 @@
       </w:tr>
     </w:tbl>
     <w:p/>
-    <w:p>
-      <w:pPr>
-        <w:pBdr>
-          <w:bottom w:val="single" w:sz="6" w:space="1" w:color="AAAAAA"/>
-        </w:pBdr>
-      </w:pPr>
-    </w:p>
-    <w:p>
-      <w:pPr>
-        <w:pBdr>
-          <w:bottom w:val="single" w:sz="6" w:space="1" w:color="AAAAAA"/>
-        </w:pBdr>
-      </w:pPr>
-    </w:p>
     <w:p>
       <w:pPr>
         <w:pBdr>
